--- a/project/documents/multidocmerge/applicationdata_new2.docx
+++ b/project/documents/multidocmerge/applicationdata_new2.docx
@@ -9878,6 +9878,26 @@
     </w:tbl>
     <w:p>
       <w:pPr>
+        <w:spacing w:after="0" w:line="240" w:lineRule="auto"/>
+        <w:ind w:firstLine="180"/>
+        <w:rPr>
+          <w:b/>
+          <w:sz w:val="28"/>
+          <w:szCs w:val="28"/>
+        </w:rPr>
+      </w:pPr>
+      <w:r>
+        <w:rPr>
+          <w:b/>
+          <w:sz w:val="28"/>
+          <w:szCs w:val="28"/>
+        </w:rPr>
+        <w:lastRenderedPageBreak/>
+        <w:t>Applicant Information:</w:t>
+      </w:r>
+    </w:p>
+    <w:p>
+      <w:pPr>
         <w:widowControl/>
         <w:rPr>
           <w:rFonts w:eastAsia="Arial" w:cstheme="minorHAnsi"/>
@@ -9893,7 +9913,6 @@
           <w:sz w:val="28"/>
           <w:szCs w:val="28"/>
         </w:rPr>
-        <w:lastRenderedPageBreak/>
         <w:br w:type="page"/>
       </w:r>
     </w:p>
@@ -11130,6 +11149,11 @@
       </w:pPr>
     </w:p>
     <w:p>
+      <w:r>
+        <w:br w:type="page"/>
+      </w:r>
+    </w:p>
+    <w:p>
       <w:pPr>
         <w:spacing w:after="0" w:line="240" w:lineRule="auto"/>
         <w:ind w:firstLine="180"/>
@@ -11145,7 +11169,6 @@
           <w:sz w:val="28"/>
           <w:szCs w:val="28"/>
         </w:rPr>
-        <w:lastRenderedPageBreak/>
         <w:t>Applicant Information:</w:t>
       </w:r>
     </w:p>
@@ -11211,7 +11234,7 @@
                 <w:sz w:val="24"/>
                 <w:szCs w:val="24"/>
               </w:rPr>
-              <w:t>&lt;&lt;applCnt&gt;</w:t>
+              <w:t>1</w:t>
             </w:r>
             <w:proofErr w:type="gramStart"/>
             <w:r>
@@ -11220,15 +11243,13 @@
                 <w:sz w:val="24"/>
                 <w:szCs w:val="24"/>
               </w:rPr>
-              <w:t xml:space="preserve">&gt;  </w:t>
-            </w:r>
-            <w:r>
-              <w:t>&lt;</w:t>
+              <w:t xml:space="preserve">  </w:t>
+            </w:r>
+            <w:r>
+              <w:t>The Regents of the University of California</w:t>
             </w:r>
             <w:proofErr w:type="gramEnd"/>
-            <w:r>
-              <w:t>&lt;applicant&gt;&gt;</w:t>
-            </w:r>
+            <w:r/>
           </w:p>
         </w:tc>
       </w:tr>
@@ -11749,7 +11770,7 @@
               <w:t xml:space="preserve">Organization Name:  </w:t>
             </w:r>
             <w:r>
-              <w:t>&lt;&lt;applicant&gt;&gt;</w:t>
+              <w:t>The Regents of the University of California</w:t>
             </w:r>
           </w:p>
         </w:tc>
@@ -12048,7 +12069,7 @@
           </w:tcPr>
           <w:p>
             <w:r>
-              <w:t>&lt;&lt;applicantStreet1&gt;&gt;</w:t>
+              <w:t>1111 Franklin Street</w:t>
             </w:r>
           </w:p>
         </w:tc>
@@ -12086,7 +12107,7 @@
           </w:tcPr>
           <w:p>
             <w:r>
-              <w:t>&lt;&lt;applicantStreet2&gt;&gt;</w:t>
+              <w:t>12th Floor</w:t>
             </w:r>
           </w:p>
         </w:tc>
@@ -12126,7 +12147,7 @@
           </w:tcPr>
           <w:p>
             <w:r>
-              <w:t>&lt;&lt;applicantCity&gt;&gt;</w:t>
+              <w:t>Oakland</w:t>
             </w:r>
           </w:p>
         </w:tc>
@@ -12160,7 +12181,7 @@
           </w:tcPr>
           <w:p>
             <w:r>
-              <w:t>&lt;&lt;applicantState&gt;&gt;</w:t>
+              <w:t>CA</w:t>
             </w:r>
           </w:p>
         </w:tc>
@@ -12198,7 +12219,7 @@
           </w:tcPr>
           <w:p>
             <w:r>
-              <w:t>&lt;&lt;applicantCountry&gt;&gt;</w:t>
+              <w:t xml:space="preserve">US  </w:t>
             </w:r>
           </w:p>
         </w:tc>
@@ -12230,7 +12251,7 @@
           </w:tcPr>
           <w:p>
             <w:r>
-              <w:t>&lt;&lt;applicantZip&gt;&gt;</w:t>
+              <w:t>94607-5200</w:t>
             </w:r>
           </w:p>
         </w:tc>
@@ -12323,11 +12344,21 @@
     <w:p>
       <w:pPr>
         <w:spacing w:after="0" w:line="120" w:lineRule="auto"/>
+        <w:ind w:right="-14"/>
+        <w:rPr>
+          <w:rFonts w:eastAsia="Arial" w:cstheme="minorHAnsi"/>
+          <w:bCs/>
+          <w:w w:val="107"/>
+          <w:position w:val="-1"/>
+          <w:sz w:val="20"/>
+          <w:szCs w:val="20"/>
+        </w:rPr>
       </w:pPr>
     </w:p>
     <w:p>
       <w:pPr>
-        <w:widowControl/>
+        <w:spacing w:after="0" w:line="240" w:lineRule="auto"/>
+        <w:ind w:firstLine="180"/>
         <w:rPr>
           <w:b/>
           <w:sz w:val="28"/>
@@ -12340,8 +12371,1189 @@
           <w:sz w:val="28"/>
           <w:szCs w:val="28"/>
         </w:rPr>
-        <w:br w:type="page"/>
+        <w:t>Applicant Information:</w:t>
       </w:r>
+    </w:p>
+    <w:tbl>
+      <w:tblPr>
+        <w:tblStyle w:val="TableGrid"/>
+        <w:tblW w:w="0" w:type="auto"/>
+        <w:jc w:val="center"/>
+        <w:tblLook w:val="04A0" w:firstRow="1" w:lastRow="0" w:firstColumn="1" w:lastColumn="0" w:noHBand="0" w:noVBand="1"/>
+      </w:tblPr>
+      <w:tblGrid>
+        <w:gridCol w:w="1966"/>
+        <w:gridCol w:w="288"/>
+        <w:gridCol w:w="954"/>
+        <w:gridCol w:w="936"/>
+        <w:gridCol w:w="1044"/>
+        <w:gridCol w:w="180"/>
+        <w:gridCol w:w="954"/>
+        <w:gridCol w:w="1206"/>
+        <w:gridCol w:w="594"/>
+        <w:gridCol w:w="378"/>
+        <w:gridCol w:w="2316"/>
+      </w:tblGrid>
+      <w:tr>
+        <w:trPr>
+          <w:trHeight w:val="710"/>
+          <w:jc w:val="center"/>
+        </w:trPr>
+        <w:tc>
+          <w:tcPr>
+            <w:tcW w:w="10816" w:type="dxa"/>
+            <w:gridSpan w:val="11"/>
+            <w:vAlign w:val="center"/>
+          </w:tcPr>
+          <w:p>
+            <w:r>
+              <w:rPr>
+                <w:rFonts w:cstheme="minorHAnsi"/>
+                <w:b/>
+                <w:sz w:val="20"/>
+                <w:szCs w:val="20"/>
+              </w:rPr>
+              <w:t>Providing assignment information in this section does not substitute for compliance with any requirement of part 3 of Title 37 of CFR to have an assignment recorded by the Office.</w:t>
+            </w:r>
+          </w:p>
+        </w:tc>
+      </w:tr>
+      <w:tr>
+        <w:trPr>
+          <w:trHeight w:val="490"/>
+          <w:jc w:val="center"/>
+        </w:trPr>
+        <w:tc>
+          <w:tcPr>
+            <w:tcW w:w="10816" w:type="dxa"/>
+            <w:gridSpan w:val="11"/>
+            <w:vAlign w:val="center"/>
+          </w:tcPr>
+          <w:p>
+            <w:r>
+              <w:rPr>
+                <w:b/>
+                <w:sz w:val="24"/>
+                <w:szCs w:val="24"/>
+              </w:rPr>
+              <w:t>2</w:t>
+            </w:r>
+            <w:proofErr w:type="gramStart"/>
+            <w:r>
+              <w:rPr>
+                <w:b/>
+                <w:sz w:val="24"/>
+                <w:szCs w:val="24"/>
+              </w:rPr>
+              <w:t xml:space="preserve">  </w:t>
+            </w:r>
+            <w:r>
+              <w:t>The J. David Gladstone Institutes, a testamentary trust established under the Will of J. David Gladstone</w:t>
+            </w:r>
+            <w:proofErr w:type="gramEnd"/>
+            <w:r/>
+          </w:p>
+        </w:tc>
+      </w:tr>
+      <w:tr>
+        <w:trPr>
+          <w:trHeight w:val="1880"/>
+          <w:jc w:val="center"/>
+        </w:trPr>
+        <w:tc>
+          <w:tcPr>
+            <w:tcW w:w="10816" w:type="dxa"/>
+            <w:gridSpan w:val="11"/>
+            <w:vAlign w:val="center"/>
+          </w:tcPr>
+          <w:p>
+            <w:r>
+              <w:rPr>
+                <w:rFonts w:cstheme="minorHAnsi"/>
+                <w:b/>
+                <w:sz w:val="20"/>
+                <w:szCs w:val="20"/>
+              </w:rPr>
+              <w:t>If the applicant is the inventor (or the remaining joint inventor or inventors under 37 CFR 1.45), this section should not be completed</w:t>
+            </w:r>
+            <w:r>
+              <w:rPr>
+                <w:rFonts w:cstheme="minorHAnsi"/>
+                <w:b/>
+                <w:sz w:val="20"/>
+                <w:szCs w:val="20"/>
+              </w:rPr>
+              <w:t>. The information to be provided in this section is the name and address of the legal representative who is the applicant under 37 CFR 1.43; or the name and address of the assignee, person to whom the inventor is under an obligation to assign the invention, or person who otherwise shows sufficient proprietary interest in the matter who is the applicant under 37 CFR 1.46. If the applicant is an applicant under 37 CFR 1.46 (assignee, person to whom the inventor is obligated to assign, or person who otherwise shows sufficient proprietary interest) together with one or more joint inventors, then the joint inventor or inventors who are also the applicant should be identified in this section.</w:t>
+            </w:r>
+          </w:p>
+        </w:tc>
+      </w:tr>
+      <w:tr>
+        <w:trPr>
+          <w:trHeight w:val="490"/>
+          <w:jc w:val="center"/>
+        </w:trPr>
+        <w:tc>
+          <w:tcPr>
+            <w:tcW w:w="2254" w:type="dxa"/>
+            <w:gridSpan w:val="2"/>
+          </w:tcPr>
+          <w:p>
+            <w:pPr>
+              <w:tabs>
+                <w:tab w:val="left" w:pos="825"/>
+              </w:tabs>
+              <w:rPr>
+                <w:rFonts w:ascii="Calibri" w:hAnsi="Calibri" w:cstheme="minorHAnsi"/>
+              </w:rPr>
+            </w:pPr>
+            <w:sdt>
+              <w:sdtPr>
+                <w:rPr>
+                  <w:rFonts w:ascii="Calibri" w:hAnsi="Calibri" w:cstheme="minorHAnsi"/>
+                  <w:b/>
+                </w:rPr>
+                <w:id w:val="-388029183"/>
+                <w14:checkbox>
+                  <w14:checked w14:val="0"/>
+                  <w14:checkedState w14:val="2612" w14:font="MS Gothic"/>
+                  <w14:uncheckedState w14:val="2610" w14:font="MS Gothic"/>
+                </w14:checkbox>
+              </w:sdtPr>
+              <w:sdtContent>
+                <w:r>
+                  <w:rPr>
+                    <w:rFonts w:ascii="MS Gothic" w:eastAsia="MS Gothic" w:hAnsi="MS Gothic" w:cstheme="minorHAnsi" w:hint="eastAsia"/>
+                    <w:b/>
+                  </w:rPr>
+                  <w:t>☐</w:t>
+                </w:r>
+              </w:sdtContent>
+            </w:sdt>
+            <w:r>
+              <w:rPr>
+                <w:rFonts w:ascii="Calibri" w:hAnsi="Calibri" w:cstheme="minorHAnsi"/>
+                <w:b/>
+              </w:rPr>
+              <w:t xml:space="preserve">  Assignee</w:t>
+            </w:r>
+          </w:p>
+        </w:tc>
+        <w:tc>
+          <w:tcPr>
+            <w:tcW w:w="5868" w:type="dxa"/>
+            <w:gridSpan w:val="7"/>
+          </w:tcPr>
+          <w:p>
+            <w:pPr>
+              <w:rPr>
+                <w:rFonts w:ascii="Calibri" w:hAnsi="Calibri" w:cstheme="minorHAnsi"/>
+              </w:rPr>
+            </w:pPr>
+            <w:sdt>
+              <w:sdtPr>
+                <w:rPr>
+                  <w:rFonts w:ascii="Calibri" w:hAnsi="Calibri" w:cstheme="minorHAnsi"/>
+                  <w:b/>
+                </w:rPr>
+                <w:id w:val="593984586"/>
+                <w14:checkbox>
+                  <w14:checked w14:val="0"/>
+                  <w14:checkedState w14:val="2612" w14:font="MS Gothic"/>
+                  <w14:uncheckedState w14:val="2610" w14:font="MS Gothic"/>
+                </w14:checkbox>
+              </w:sdtPr>
+              <w:sdtContent>
+                <w:r>
+                  <w:rPr>
+                    <w:rFonts w:ascii="MS Gothic" w:eastAsia="MS Gothic" w:hAnsi="MS Gothic" w:cstheme="minorHAnsi" w:hint="eastAsia"/>
+                    <w:b/>
+                  </w:rPr>
+                  <w:t>☐</w:t>
+                </w:r>
+              </w:sdtContent>
+            </w:sdt>
+            <w:r>
+              <w:rPr>
+                <w:rFonts w:ascii="Calibri" w:hAnsi="Calibri" w:cstheme="minorHAnsi"/>
+                <w:b/>
+              </w:rPr>
+              <w:t xml:space="preserve">  Legal Representative under 35 U.S.C. 117</w:t>
+            </w:r>
+          </w:p>
+        </w:tc>
+        <w:tc>
+          <w:tcPr>
+            <w:tcW w:w="2694" w:type="dxa"/>
+            <w:gridSpan w:val="2"/>
+          </w:tcPr>
+          <w:p>
+            <w:pPr>
+              <w:rPr>
+                <w:rFonts w:ascii="Calibri" w:hAnsi="Calibri" w:cstheme="minorHAnsi"/>
+              </w:rPr>
+            </w:pPr>
+            <w:sdt>
+              <w:sdtPr>
+                <w:rPr>
+                  <w:rFonts w:ascii="Calibri" w:hAnsi="Calibri" w:cstheme="minorHAnsi"/>
+                  <w:b/>
+                </w:rPr>
+                <w:id w:val="246695921"/>
+                <w14:checkbox>
+                  <w14:checked w14:val="0"/>
+                  <w14:checkedState w14:val="2612" w14:font="MS Gothic"/>
+                  <w14:uncheckedState w14:val="2610" w14:font="MS Gothic"/>
+                </w14:checkbox>
+              </w:sdtPr>
+              <w:sdtContent>
+                <w:r>
+                  <w:rPr>
+                    <w:rFonts w:ascii="MS Gothic" w:eastAsia="MS Gothic" w:hAnsi="MS Gothic" w:cstheme="minorHAnsi" w:hint="eastAsia"/>
+                    <w:b/>
+                  </w:rPr>
+                  <w:t>☐</w:t>
+                </w:r>
+              </w:sdtContent>
+            </w:sdt>
+            <w:r>
+              <w:rPr>
+                <w:rFonts w:ascii="Calibri" w:hAnsi="Calibri" w:cstheme="minorHAnsi"/>
+                <w:b/>
+              </w:rPr>
+              <w:t xml:space="preserve">  Joint Inventor</w:t>
+            </w:r>
+          </w:p>
+        </w:tc>
+      </w:tr>
+      <w:tr>
+        <w:trPr>
+          <w:trHeight w:val="490"/>
+          <w:jc w:val="center"/>
+        </w:trPr>
+        <w:tc>
+          <w:tcPr>
+            <w:tcW w:w="5188" w:type="dxa"/>
+            <w:gridSpan w:val="5"/>
+          </w:tcPr>
+          <w:p>
+            <w:pPr>
+              <w:rPr>
+                <w:rFonts w:cstheme="minorHAnsi"/>
+              </w:rPr>
+            </w:pPr>
+            <w:sdt>
+              <w:sdtPr>
+                <w:rPr>
+                  <w:rFonts w:cstheme="minorHAnsi"/>
+                  <w:b/>
+                </w:rPr>
+                <w:id w:val="-1541510598"/>
+                <w14:checkbox>
+                  <w14:checked w14:val="0"/>
+                  <w14:checkedState w14:val="2612" w14:font="MS Gothic"/>
+                  <w14:uncheckedState w14:val="2610" w14:font="MS Gothic"/>
+                </w14:checkbox>
+              </w:sdtPr>
+              <w:sdtContent>
+                <w:r>
+                  <w:rPr>
+                    <w:rFonts w:ascii="MS Gothic" w:eastAsia="MS Gothic" w:hAnsi="MS Gothic" w:cstheme="minorHAnsi" w:hint="eastAsia"/>
+                    <w:b/>
+                  </w:rPr>
+                  <w:t>☐</w:t>
+                </w:r>
+              </w:sdtContent>
+            </w:sdt>
+            <w:r>
+              <w:rPr>
+                <w:rFonts w:cstheme="minorHAnsi"/>
+                <w:b/>
+              </w:rPr>
+              <w:t xml:space="preserve">  Person to whom the inventor is obligated to assign</w:t>
+            </w:r>
+          </w:p>
+        </w:tc>
+        <w:tc>
+          <w:tcPr>
+            <w:tcW w:w="5628" w:type="dxa"/>
+            <w:gridSpan w:val="6"/>
+          </w:tcPr>
+          <w:p>
+            <w:pPr>
+              <w:rPr>
+                <w:rFonts w:cstheme="minorHAnsi"/>
+              </w:rPr>
+            </w:pPr>
+            <w:sdt>
+              <w:sdtPr>
+                <w:rPr>
+                  <w:rFonts w:cstheme="minorHAnsi"/>
+                  <w:b/>
+                </w:rPr>
+                <w:id w:val="1727251798"/>
+                <w14:checkbox>
+                  <w14:checked w14:val="0"/>
+                  <w14:checkedState w14:val="2612" w14:font="MS Gothic"/>
+                  <w14:uncheckedState w14:val="2610" w14:font="MS Gothic"/>
+                </w14:checkbox>
+              </w:sdtPr>
+              <w:sdtContent>
+                <w:r>
+                  <w:rPr>
+                    <w:rFonts w:ascii="MS Gothic" w:eastAsia="MS Gothic" w:hAnsi="MS Gothic" w:cstheme="minorHAnsi" w:hint="eastAsia"/>
+                    <w:b/>
+                  </w:rPr>
+                  <w:t>☐</w:t>
+                </w:r>
+              </w:sdtContent>
+            </w:sdt>
+            <w:r>
+              <w:rPr>
+                <w:rFonts w:cstheme="minorHAnsi"/>
+                <w:b/>
+              </w:rPr>
+              <w:t xml:space="preserve">  Person who shows sufficient proprietary interest</w:t>
+            </w:r>
+          </w:p>
+        </w:tc>
+      </w:tr>
+      <w:tr>
+        <w:trPr>
+          <w:trHeight w:val="490"/>
+          <w:jc w:val="center"/>
+        </w:trPr>
+        <w:tc>
+          <w:tcPr>
+            <w:tcW w:w="10816" w:type="dxa"/>
+            <w:gridSpan w:val="11"/>
+          </w:tcPr>
+          <w:p>
+            <w:r>
+              <w:rPr>
+                <w:rFonts w:cstheme="minorHAnsi"/>
+                <w:b/>
+              </w:rPr>
+              <w:t>If applicant is the legal representative, indicate the authority to file the patent application, the inventor is:</w:t>
+            </w:r>
+          </w:p>
+        </w:tc>
+      </w:tr>
+      <w:tr>
+        <w:trPr>
+          <w:trHeight w:val="490"/>
+          <w:jc w:val="center"/>
+        </w:trPr>
+        <w:tc>
+          <w:tcPr>
+            <w:tcW w:w="3208" w:type="dxa"/>
+            <w:gridSpan w:val="3"/>
+          </w:tcPr>
+          <w:p>
+            <w:pPr>
+              <w:tabs>
+                <w:tab w:val="left" w:pos="1200"/>
+              </w:tabs>
+              <w:rPr>
+                <w:rFonts w:cstheme="minorHAnsi"/>
+              </w:rPr>
+            </w:pPr>
+            <w:sdt>
+              <w:sdtPr>
+                <w:rPr>
+                  <w:rFonts w:cstheme="minorHAnsi"/>
+                  <w:b/>
+                </w:rPr>
+                <w:id w:val="-1664382754"/>
+                <w14:checkbox>
+                  <w14:checked w14:val="0"/>
+                  <w14:checkedState w14:val="2612" w14:font="MS Gothic"/>
+                  <w14:uncheckedState w14:val="2610" w14:font="MS Gothic"/>
+                </w14:checkbox>
+              </w:sdtPr>
+              <w:sdtContent>
+                <w:r>
+                  <w:rPr>
+                    <w:rFonts w:ascii="MS Gothic" w:eastAsia="MS Gothic" w:hAnsi="MS Gothic" w:cstheme="minorHAnsi" w:hint="eastAsia"/>
+                    <w:b/>
+                  </w:rPr>
+                  <w:t>☐</w:t>
+                </w:r>
+              </w:sdtContent>
+            </w:sdt>
+            <w:r>
+              <w:rPr>
+                <w:rFonts w:cstheme="minorHAnsi"/>
+                <w:b/>
+              </w:rPr>
+              <w:t xml:space="preserve">  Deceased</w:t>
+            </w:r>
+            <w:r>
+              <w:rPr>
+                <w:rFonts w:cstheme="minorHAnsi"/>
+                <w:b/>
+              </w:rPr>
+              <w:tab/>
+            </w:r>
+          </w:p>
+        </w:tc>
+        <w:tc>
+          <w:tcPr>
+            <w:tcW w:w="7608" w:type="dxa"/>
+            <w:gridSpan w:val="8"/>
+          </w:tcPr>
+          <w:p>
+            <w:pPr>
+              <w:tabs>
+                <w:tab w:val="left" w:pos="1920"/>
+              </w:tabs>
+              <w:rPr>
+                <w:rFonts w:cstheme="minorHAnsi"/>
+              </w:rPr>
+            </w:pPr>
+            <w:sdt>
+              <w:sdtPr>
+                <w:rPr>
+                  <w:rFonts w:cstheme="minorHAnsi"/>
+                  <w:b/>
+                </w:rPr>
+                <w:tag w:val="AppIsOrg"/>
+                <w:id w:val="-2082357744"/>
+                <w14:checkbox>
+                  <w14:checked w14:val="0"/>
+                  <w14:checkedState w14:val="2612" w14:font="MS Gothic"/>
+                  <w14:uncheckedState w14:val="2610" w14:font="MS Gothic"/>
+                </w14:checkbox>
+              </w:sdtPr>
+              <w:sdtContent>
+                <w:r>
+                  <w:rPr>
+                    <w:rFonts w:ascii="MS Gothic" w:eastAsia="MS Gothic" w:hAnsi="MS Gothic" w:cstheme="minorHAnsi" w:hint="eastAsia"/>
+                    <w:b/>
+                  </w:rPr>
+                  <w:t>☐</w:t>
+                </w:r>
+              </w:sdtContent>
+            </w:sdt>
+            <w:r>
+              <w:rPr>
+                <w:rFonts w:cstheme="minorHAnsi"/>
+                <w:b/>
+              </w:rPr>
+              <w:t xml:space="preserve">  Legally incapacitated</w:t>
+            </w:r>
+          </w:p>
+        </w:tc>
+      </w:tr>
+      <w:tr>
+        <w:trPr>
+          <w:trHeight w:val="490"/>
+          <w:jc w:val="center"/>
+        </w:trPr>
+        <w:tc>
+          <w:tcPr>
+            <w:tcW w:w="10816" w:type="dxa"/>
+            <w:gridSpan w:val="11"/>
+          </w:tcPr>
+          <w:p>
+            <w:r>
+              <w:rPr>
+                <w:rFonts w:cstheme="minorHAnsi"/>
+                <w:b/>
+              </w:rPr>
+              <w:t xml:space="preserve">Name of the Deceased or Legally Incapacitated </w:t>
+            </w:r>
+            <w:proofErr w:type="gramStart"/>
+            <w:r>
+              <w:rPr>
+                <w:rFonts w:cstheme="minorHAnsi"/>
+                <w:b/>
+              </w:rPr>
+              <w:t>Inventor :</w:t>
+            </w:r>
+            <w:proofErr w:type="gramEnd"/>
+          </w:p>
+        </w:tc>
+      </w:tr>
+      <w:tr>
+        <w:trPr>
+          <w:trHeight w:val="490"/>
+          <w:jc w:val="center"/>
+        </w:trPr>
+        <w:tc>
+          <w:tcPr>
+            <w:tcW w:w="10816" w:type="dxa"/>
+            <w:gridSpan w:val="11"/>
+            <w:vAlign w:val="center"/>
+          </w:tcPr>
+          <w:p>
+            <w:pPr>
+              <w:rPr>
+                <w:rFonts w:cstheme="minorHAnsi"/>
+                <w:b/>
+              </w:rPr>
+            </w:pPr>
+            <w:r>
+              <w:rPr>
+                <w:rFonts w:cstheme="minorHAnsi"/>
+                <w:b/>
+              </w:rPr>
+              <w:t xml:space="preserve">If the Applicant is an </w:t>
+            </w:r>
+            <w:proofErr w:type="gramStart"/>
+            <w:r>
+              <w:rPr>
+                <w:rFonts w:cstheme="minorHAnsi"/>
+                <w:b/>
+              </w:rPr>
+              <w:t>Organization</w:t>
+            </w:r>
+            <w:proofErr w:type="gramEnd"/>
+            <w:r>
+              <w:rPr>
+                <w:rFonts w:cstheme="minorHAnsi"/>
+                <w:b/>
+              </w:rPr>
+              <w:t xml:space="preserve"> check here:  </w:t>
+            </w:r>
+            <w:sdt>
+              <w:sdtPr>
+                <w:rPr>
+                  <w:rFonts w:cstheme="minorHAnsi"/>
+                  <w:b/>
+                  <w:sz w:val="24"/>
+                  <w:szCs w:val="24"/>
+                </w:rPr>
+                <w:id w:val="-984540570"/>
+                <w14:checkbox>
+                  <w14:checked w14:val="0"/>
+                  <w14:checkedState w14:val="2612" w14:font="MS Gothic"/>
+                  <w14:uncheckedState w14:val="2610" w14:font="MS Gothic"/>
+                </w14:checkbox>
+              </w:sdtPr>
+              <w:sdtContent>
+                <w:r>
+                  <w:rPr>
+                    <w:rFonts w:ascii="MS Gothic" w:eastAsia="MS Gothic" w:hAnsi="MS Gothic" w:cstheme="minorHAnsi" w:hint="eastAsia"/>
+                    <w:b/>
+                    <w:sz w:val="24"/>
+                    <w:szCs w:val="24"/>
+                  </w:rPr>
+                  <w:t>☐</w:t>
+                </w:r>
+              </w:sdtContent>
+            </w:sdt>
+          </w:p>
+        </w:tc>
+      </w:tr>
+      <w:tr>
+        <w:trPr>
+          <w:trHeight w:val="490"/>
+          <w:jc w:val="center"/>
+        </w:trPr>
+        <w:tc>
+          <w:tcPr>
+            <w:tcW w:w="10816" w:type="dxa"/>
+            <w:gridSpan w:val="11"/>
+            <w:vAlign w:val="center"/>
+          </w:tcPr>
+          <w:p>
+            <w:pPr>
+              <w:rPr>
+                <w:rFonts w:cstheme="minorHAnsi"/>
+                <w:b/>
+              </w:rPr>
+            </w:pPr>
+            <w:r>
+              <w:rPr>
+                <w:rFonts w:cstheme="minorHAnsi"/>
+                <w:b/>
+              </w:rPr>
+              <w:t xml:space="preserve">Organization Name:  </w:t>
+            </w:r>
+            <w:r>
+              <w:t>The J. David Gladstone Institutes, a testamentary trust established under the Will of J. David Gladstone</w:t>
+            </w:r>
+          </w:p>
+        </w:tc>
+      </w:tr>
+      <w:tr>
+        <w:trPr>
+          <w:trHeight w:val="317"/>
+          <w:jc w:val="center"/>
+        </w:trPr>
+        <w:tc>
+          <w:tcPr>
+            <w:tcW w:w="1966" w:type="dxa"/>
+          </w:tcPr>
+          <w:p>
+            <w:pPr>
+              <w:rPr>
+                <w:b/>
+                <w:sz w:val="24"/>
+                <w:szCs w:val="24"/>
+              </w:rPr>
+            </w:pPr>
+            <w:r>
+              <w:rPr>
+                <w:b/>
+                <w:sz w:val="24"/>
+                <w:szCs w:val="24"/>
+              </w:rPr>
+              <w:t>Prefix</w:t>
+            </w:r>
+          </w:p>
+        </w:tc>
+        <w:tc>
+          <w:tcPr>
+            <w:tcW w:w="2178" w:type="dxa"/>
+            <w:gridSpan w:val="3"/>
+          </w:tcPr>
+          <w:p>
+            <w:pPr>
+              <w:rPr>
+                <w:b/>
+                <w:sz w:val="24"/>
+                <w:szCs w:val="24"/>
+              </w:rPr>
+            </w:pPr>
+            <w:r>
+              <w:rPr>
+                <w:b/>
+                <w:szCs w:val="24"/>
+              </w:rPr>
+              <w:t>Given Name</w:t>
+            </w:r>
+          </w:p>
+        </w:tc>
+        <w:tc>
+          <w:tcPr>
+            <w:tcW w:w="2178" w:type="dxa"/>
+            <w:gridSpan w:val="3"/>
+          </w:tcPr>
+          <w:p>
+            <w:pPr>
+              <w:rPr>
+                <w:b/>
+                <w:sz w:val="24"/>
+                <w:szCs w:val="24"/>
+              </w:rPr>
+            </w:pPr>
+            <w:r>
+              <w:rPr>
+                <w:b/>
+                <w:szCs w:val="24"/>
+              </w:rPr>
+              <w:t>Middle Name</w:t>
+            </w:r>
+          </w:p>
+        </w:tc>
+        <w:tc>
+          <w:tcPr>
+            <w:tcW w:w="2178" w:type="dxa"/>
+            <w:gridSpan w:val="3"/>
+          </w:tcPr>
+          <w:p>
+            <w:pPr>
+              <w:rPr>
+                <w:b/>
+                <w:szCs w:val="24"/>
+              </w:rPr>
+            </w:pPr>
+            <w:r>
+              <w:rPr>
+                <w:b/>
+                <w:szCs w:val="24"/>
+              </w:rPr>
+              <w:t>Family Name</w:t>
+            </w:r>
+          </w:p>
+        </w:tc>
+        <w:tc>
+          <w:tcPr>
+            <w:tcW w:w="2316" w:type="dxa"/>
+          </w:tcPr>
+          <w:p>
+            <w:pPr>
+              <w:rPr>
+                <w:b/>
+                <w:sz w:val="24"/>
+                <w:szCs w:val="24"/>
+              </w:rPr>
+            </w:pPr>
+            <w:r>
+              <w:rPr>
+                <w:b/>
+                <w:szCs w:val="24"/>
+              </w:rPr>
+              <w:t>Suffix</w:t>
+            </w:r>
+          </w:p>
+        </w:tc>
+      </w:tr>
+      <w:tr>
+        <w:trPr>
+          <w:trHeight w:val="317"/>
+          <w:jc w:val="center"/>
+        </w:trPr>
+        <w:tc>
+          <w:tcPr>
+            <w:tcW w:w="1966" w:type="dxa"/>
+          </w:tcPr>
+          <w:p>
+            <w:pPr>
+              <w:rPr>
+                <w:b/>
+                <w:szCs w:val="24"/>
+              </w:rPr>
+            </w:pPr>
+          </w:p>
+        </w:tc>
+        <w:tc>
+          <w:tcPr>
+            <w:tcW w:w="2178" w:type="dxa"/>
+            <w:gridSpan w:val="3"/>
+          </w:tcPr>
+          <w:p>
+            <w:pPr>
+              <w:rPr>
+                <w:b/>
+                <w:szCs w:val="24"/>
+              </w:rPr>
+            </w:pPr>
+          </w:p>
+        </w:tc>
+        <w:tc>
+          <w:tcPr>
+            <w:tcW w:w="2178" w:type="dxa"/>
+            <w:gridSpan w:val="3"/>
+          </w:tcPr>
+          <w:p>
+            <w:pPr>
+              <w:rPr>
+                <w:b/>
+                <w:szCs w:val="24"/>
+              </w:rPr>
+            </w:pPr>
+          </w:p>
+        </w:tc>
+        <w:tc>
+          <w:tcPr>
+            <w:tcW w:w="2178" w:type="dxa"/>
+            <w:gridSpan w:val="3"/>
+          </w:tcPr>
+          <w:p>
+            <w:pPr>
+              <w:rPr>
+                <w:b/>
+                <w:szCs w:val="24"/>
+              </w:rPr>
+            </w:pPr>
+          </w:p>
+        </w:tc>
+        <w:tc>
+          <w:tcPr>
+            <w:tcW w:w="2316" w:type="dxa"/>
+          </w:tcPr>
+          <w:p>
+            <w:pPr>
+              <w:rPr>
+                <w:b/>
+                <w:szCs w:val="24"/>
+              </w:rPr>
+            </w:pPr>
+          </w:p>
+        </w:tc>
+      </w:tr>
+      <w:tr>
+        <w:trPr>
+          <w:trHeight w:val="360"/>
+          <w:jc w:val="center"/>
+        </w:trPr>
+        <w:tc>
+          <w:tcPr>
+            <w:tcW w:w="10816" w:type="dxa"/>
+            <w:gridSpan w:val="11"/>
+            <w:vAlign w:val="center"/>
+          </w:tcPr>
+          <w:p>
+            <w:r>
+              <w:rPr>
+                <w:rFonts w:eastAsia="Arial" w:cstheme="minorHAnsi"/>
+                <w:b/>
+                <w:bCs/>
+                <w:color w:val="010101"/>
+                <w:sz w:val="24"/>
+                <w:szCs w:val="24"/>
+              </w:rPr>
+              <w:t>Mailing</w:t>
+            </w:r>
+            <w:r>
+              <w:rPr>
+                <w:rFonts w:eastAsia="Arial" w:cstheme="minorHAnsi"/>
+                <w:b/>
+                <w:bCs/>
+                <w:color w:val="010101"/>
+                <w:spacing w:val="18"/>
+                <w:sz w:val="24"/>
+                <w:szCs w:val="24"/>
+              </w:rPr>
+              <w:t xml:space="preserve"> </w:t>
+            </w:r>
+            <w:r>
+              <w:rPr>
+                <w:rFonts w:eastAsia="Arial" w:cstheme="minorHAnsi"/>
+                <w:b/>
+                <w:bCs/>
+                <w:color w:val="010101"/>
+                <w:sz w:val="24"/>
+                <w:szCs w:val="24"/>
+              </w:rPr>
+              <w:t>Address</w:t>
+            </w:r>
+            <w:r>
+              <w:rPr>
+                <w:rFonts w:eastAsia="Arial" w:cstheme="minorHAnsi"/>
+                <w:b/>
+                <w:bCs/>
+                <w:color w:val="010101"/>
+                <w:spacing w:val="43"/>
+                <w:sz w:val="24"/>
+                <w:szCs w:val="24"/>
+              </w:rPr>
+              <w:t xml:space="preserve"> </w:t>
+            </w:r>
+            <w:r>
+              <w:rPr>
+                <w:rFonts w:eastAsia="Arial" w:cstheme="minorHAnsi"/>
+                <w:b/>
+                <w:bCs/>
+                <w:color w:val="010101"/>
+                <w:w w:val="105"/>
+                <w:sz w:val="24"/>
+                <w:szCs w:val="24"/>
+              </w:rPr>
+              <w:t>Information:</w:t>
+            </w:r>
+          </w:p>
+        </w:tc>
+      </w:tr>
+      <w:tr>
+        <w:trPr>
+          <w:trHeight w:val="360"/>
+          <w:jc w:val="center"/>
+        </w:trPr>
+        <w:tc>
+          <w:tcPr>
+            <w:tcW w:w="2254" w:type="dxa"/>
+            <w:gridSpan w:val="2"/>
+            <w:vAlign w:val="center"/>
+          </w:tcPr>
+          <w:p>
+            <w:pPr>
+              <w:rPr>
+                <w:b/>
+              </w:rPr>
+            </w:pPr>
+            <w:r>
+              <w:rPr>
+                <w:b/>
+              </w:rPr>
+              <w:t>Address 1</w:t>
+            </w:r>
+          </w:p>
+        </w:tc>
+        <w:tc>
+          <w:tcPr>
+            <w:tcW w:w="8562" w:type="dxa"/>
+            <w:gridSpan w:val="9"/>
+            <w:vAlign w:val="center"/>
+          </w:tcPr>
+          <w:p>
+            <w:r>
+              <w:t>1650 Owens Street</w:t>
+            </w:r>
+          </w:p>
+        </w:tc>
+      </w:tr>
+      <w:tr>
+        <w:trPr>
+          <w:trHeight w:val="360"/>
+          <w:jc w:val="center"/>
+        </w:trPr>
+        <w:tc>
+          <w:tcPr>
+            <w:tcW w:w="2254" w:type="dxa"/>
+            <w:gridSpan w:val="2"/>
+            <w:vAlign w:val="center"/>
+          </w:tcPr>
+          <w:p>
+            <w:pPr>
+              <w:rPr>
+                <w:b/>
+              </w:rPr>
+            </w:pPr>
+            <w:r>
+              <w:rPr>
+                <w:b/>
+              </w:rPr>
+              <w:t>Address 2</w:t>
+            </w:r>
+          </w:p>
+        </w:tc>
+        <w:tc>
+          <w:tcPr>
+            <w:tcW w:w="8562" w:type="dxa"/>
+            <w:gridSpan w:val="9"/>
+            <w:vAlign w:val="center"/>
+          </w:tcPr>
+          <w:p>
+            <w:r/>
+          </w:p>
+        </w:tc>
+      </w:tr>
+      <w:tr>
+        <w:trPr>
+          <w:trHeight w:val="360"/>
+          <w:jc w:val="center"/>
+        </w:trPr>
+        <w:tc>
+          <w:tcPr>
+            <w:tcW w:w="2254" w:type="dxa"/>
+            <w:gridSpan w:val="2"/>
+            <w:shd w:val="clear" w:color="auto" w:fill="auto"/>
+            <w:vAlign w:val="center"/>
+          </w:tcPr>
+          <w:p>
+            <w:pPr>
+              <w:rPr>
+                <w:b/>
+              </w:rPr>
+            </w:pPr>
+            <w:r>
+              <w:rPr>
+                <w:b/>
+              </w:rPr>
+              <w:t>City</w:t>
+            </w:r>
+          </w:p>
+        </w:tc>
+        <w:tc>
+          <w:tcPr>
+            <w:tcW w:w="3114" w:type="dxa"/>
+            <w:gridSpan w:val="4"/>
+            <w:shd w:val="clear" w:color="auto" w:fill="auto"/>
+            <w:vAlign w:val="center"/>
+          </w:tcPr>
+          <w:p>
+            <w:r>
+              <w:t>San Francisco</w:t>
+            </w:r>
+          </w:p>
+        </w:tc>
+        <w:tc>
+          <w:tcPr>
+            <w:tcW w:w="2160" w:type="dxa"/>
+            <w:gridSpan w:val="2"/>
+            <w:shd w:val="clear" w:color="auto" w:fill="auto"/>
+            <w:vAlign w:val="center"/>
+          </w:tcPr>
+          <w:p>
+            <w:pPr>
+              <w:rPr>
+                <w:b/>
+              </w:rPr>
+            </w:pPr>
+            <w:r>
+              <w:rPr>
+                <w:b/>
+              </w:rPr>
+              <w:t>State/Province</w:t>
+            </w:r>
+          </w:p>
+        </w:tc>
+        <w:tc>
+          <w:tcPr>
+            <w:tcW w:w="3288" w:type="dxa"/>
+            <w:gridSpan w:val="3"/>
+            <w:shd w:val="clear" w:color="auto" w:fill="auto"/>
+            <w:vAlign w:val="center"/>
+          </w:tcPr>
+          <w:p>
+            <w:r>
+              <w:t>CA</w:t>
+            </w:r>
+          </w:p>
+        </w:tc>
+      </w:tr>
+      <w:tr>
+        <w:trPr>
+          <w:trHeight w:val="360"/>
+          <w:jc w:val="center"/>
+        </w:trPr>
+        <w:tc>
+          <w:tcPr>
+            <w:tcW w:w="2254" w:type="dxa"/>
+            <w:gridSpan w:val="2"/>
+            <w:vAlign w:val="center"/>
+          </w:tcPr>
+          <w:p>
+            <w:pPr>
+              <w:rPr>
+                <w:b/>
+              </w:rPr>
+            </w:pPr>
+            <w:r>
+              <w:rPr>
+                <w:b/>
+              </w:rPr>
+              <w:t>Country</w:t>
+            </w:r>
+          </w:p>
+        </w:tc>
+        <w:tc>
+          <w:tcPr>
+            <w:tcW w:w="3114" w:type="dxa"/>
+            <w:gridSpan w:val="4"/>
+            <w:vAlign w:val="center"/>
+          </w:tcPr>
+          <w:p>
+            <w:r>
+              <w:t xml:space="preserve">US  </w:t>
+            </w:r>
+          </w:p>
+        </w:tc>
+        <w:tc>
+          <w:tcPr>
+            <w:tcW w:w="2160" w:type="dxa"/>
+            <w:gridSpan w:val="2"/>
+            <w:vAlign w:val="center"/>
+          </w:tcPr>
+          <w:p>
+            <w:pPr>
+              <w:rPr>
+                <w:b/>
+              </w:rPr>
+            </w:pPr>
+            <w:r>
+              <w:rPr>
+                <w:b/>
+              </w:rPr>
+              <w:t>Postal Code</w:t>
+            </w:r>
+          </w:p>
+        </w:tc>
+        <w:tc>
+          <w:tcPr>
+            <w:tcW w:w="3288" w:type="dxa"/>
+            <w:gridSpan w:val="3"/>
+            <w:vAlign w:val="center"/>
+          </w:tcPr>
+          <w:p>
+            <w:r>
+              <w:t>94158</w:t>
+            </w:r>
+          </w:p>
+        </w:tc>
+      </w:tr>
+      <w:tr>
+        <w:trPr>
+          <w:trHeight w:val="360"/>
+          <w:jc w:val="center"/>
+        </w:trPr>
+        <w:tc>
+          <w:tcPr>
+            <w:tcW w:w="2254" w:type="dxa"/>
+            <w:gridSpan w:val="2"/>
+            <w:vAlign w:val="center"/>
+          </w:tcPr>
+          <w:p>
+            <w:r>
+              <w:t>Phone Number</w:t>
+            </w:r>
+          </w:p>
+        </w:tc>
+        <w:tc>
+          <w:tcPr>
+            <w:tcW w:w="3114" w:type="dxa"/>
+            <w:gridSpan w:val="4"/>
+            <w:vAlign w:val="center"/>
+          </w:tcPr>
+          <w:p/>
+        </w:tc>
+        <w:tc>
+          <w:tcPr>
+            <w:tcW w:w="2160" w:type="dxa"/>
+            <w:gridSpan w:val="2"/>
+            <w:vAlign w:val="center"/>
+          </w:tcPr>
+          <w:p/>
+        </w:tc>
+        <w:tc>
+          <w:tcPr>
+            <w:tcW w:w="3288" w:type="dxa"/>
+            <w:gridSpan w:val="3"/>
+            <w:vAlign w:val="center"/>
+          </w:tcPr>
+          <w:p/>
+        </w:tc>
+      </w:tr>
+      <w:tr>
+        <w:trPr>
+          <w:trHeight w:val="360"/>
+          <w:jc w:val="center"/>
+        </w:trPr>
+        <w:tc>
+          <w:tcPr>
+            <w:tcW w:w="2254" w:type="dxa"/>
+            <w:gridSpan w:val="2"/>
+            <w:vAlign w:val="center"/>
+          </w:tcPr>
+          <w:p>
+            <w:r>
+              <w:t>Email Address</w:t>
+            </w:r>
+          </w:p>
+        </w:tc>
+        <w:tc>
+          <w:tcPr>
+            <w:tcW w:w="3114" w:type="dxa"/>
+            <w:gridSpan w:val="4"/>
+            <w:vAlign w:val="center"/>
+          </w:tcPr>
+          <w:p/>
+        </w:tc>
+        <w:tc>
+          <w:tcPr>
+            <w:tcW w:w="2160" w:type="dxa"/>
+            <w:gridSpan w:val="2"/>
+            <w:vAlign w:val="center"/>
+          </w:tcPr>
+          <w:p/>
+        </w:tc>
+        <w:tc>
+          <w:tcPr>
+            <w:tcW w:w="3288" w:type="dxa"/>
+            <w:gridSpan w:val="3"/>
+            <w:vAlign w:val="center"/>
+          </w:tcPr>
+          <w:p/>
+        </w:tc>
+      </w:tr>
+    </w:tbl>
+    <w:p>
+      <w:pPr>
+        <w:spacing w:after="0" w:line="120" w:lineRule="auto"/>
+        <w:ind w:right="-14"/>
+        <w:rPr>
+          <w:rFonts w:eastAsia="Arial" w:cstheme="minorHAnsi"/>
+          <w:bCs/>
+          <w:w w:val="107"/>
+          <w:position w:val="-1"/>
+          <w:sz w:val="20"/>
+          <w:szCs w:val="20"/>
+        </w:rPr>
+      </w:pPr>
     </w:p>
     <w:p>
       <w:pPr>
@@ -12360,24 +13572,7 @@
           <w:sz w:val="28"/>
           <w:szCs w:val="28"/>
         </w:rPr>
-        <w:lastRenderedPageBreak/>
-        <w:t xml:space="preserve">Assignee Information including </w:t>
-      </w:r>
-      <w:r>
-        <w:rPr>
-          <w:b/>
-          <w:sz w:val="28"/>
-          <w:szCs w:val="28"/>
-        </w:rPr>
-        <w:t xml:space="preserve">Non-Applicant </w:t>
-      </w:r>
-      <w:r>
-        <w:rPr>
-          <w:b/>
-          <w:sz w:val="28"/>
-          <w:szCs w:val="28"/>
-        </w:rPr>
-        <w:t>Assignee</w:t>
+        <w:t>Assignee Information including Non-Applicant Assignee</w:t>
       </w:r>
       <w:r>
         <w:rPr>
@@ -14241,19 +15436,7 @@
                 <w:sz w:val="24"/>
                 <w:szCs w:val="24"/>
               </w:rPr>
-              <w:t xml:space="preserve"> Assignee</w:t>
-            </w:r>
-            <w:r>
-              <w:rPr>
-                <w:rFonts w:eastAsia="Arial" w:cstheme="minorHAnsi"/>
-                <w:b/>
-                <w:bCs/>
-                <w:color w:val="010101"/>
-                <w:w w:val="105"/>
-                <w:sz w:val="24"/>
-                <w:szCs w:val="24"/>
-              </w:rPr>
-              <w:t xml:space="preserve"> including Non-Applicant Assignee</w:t>
+              <w:t xml:space="preserve"> Assignee including Non-Applicant Assignee</w:t>
             </w:r>
             <w:r>
               <w:rPr>
@@ -14939,7 +16122,2587 @@
     </w:tbl>
     <w:p>
       <w:pPr>
-        <w:spacing w:after="0"/>
+        <w:widowControl/>
+        <w:rPr>
+          <w:b/>
+          <w:sz w:val="28"/>
+          <w:szCs w:val="28"/>
+        </w:rPr>
+      </w:pPr>
+    </w:p>
+    <w:p>
+      <w:pPr>
+        <w:spacing w:after="0" w:line="240" w:lineRule="auto"/>
+        <w:ind w:left="144"/>
+        <w:rPr>
+          <w:rFonts w:cstheme="minorHAnsi"/>
+          <w:b/>
+          <w:sz w:val="28"/>
+          <w:szCs w:val="28"/>
+        </w:rPr>
+      </w:pPr>
+      <w:r>
+        <w:rPr>
+          <w:b/>
+          <w:sz w:val="28"/>
+          <w:szCs w:val="28"/>
+        </w:rPr>
+        <w:t>Assignee Information including Non-Applicant Assignee</w:t>
+      </w:r>
+      <w:r>
+        <w:rPr>
+          <w:b/>
+          <w:sz w:val="28"/>
+          <w:szCs w:val="28"/>
+        </w:rPr>
+        <w:t xml:space="preserve"> Information:</w:t>
+      </w:r>
+    </w:p>
+    <w:tbl>
+      <w:tblPr>
+        <w:tblW w:w="0" w:type="auto"/>
+        <w:tblInd w:w="93" w:type="dxa"/>
+        <w:tblLayout w:type="fixed"/>
+        <w:tblCellMar>
+          <w:left w:w="0" w:type="dxa"/>
+          <w:right w:w="0" w:type="dxa"/>
+        </w:tblCellMar>
+        <w:tblLook w:val="01E0" w:firstRow="1" w:lastRow="1" w:firstColumn="1" w:lastColumn="1" w:noHBand="0" w:noVBand="0"/>
+      </w:tblPr>
+      <w:tblGrid>
+        <w:gridCol w:w="2164"/>
+        <w:gridCol w:w="2164"/>
+        <w:gridCol w:w="1272"/>
+        <w:gridCol w:w="888"/>
+        <w:gridCol w:w="1078"/>
+        <w:gridCol w:w="1082"/>
+        <w:gridCol w:w="2242"/>
+      </w:tblGrid>
+      <w:tr>
+        <w:trPr>
+          <w:trHeight w:hRule="exact" w:val="571"/>
+        </w:trPr>
+        <w:tc>
+          <w:tcPr>
+            <w:tcW w:w="10890" w:type="dxa"/>
+            <w:gridSpan w:val="7"/>
+            <w:tcBorders>
+              <w:top w:val="single" w:sz="2" w:space="0" w:color="000000"/>
+              <w:left w:val="single" w:sz="2" w:space="0" w:color="000000"/>
+              <w:bottom w:val="single" w:sz="2" w:space="0" w:color="000000"/>
+              <w:right w:val="single" w:sz="2" w:space="0" w:color="000000"/>
+            </w:tcBorders>
+          </w:tcPr>
+          <w:p>
+            <w:pPr>
+              <w:spacing w:before="45" w:after="0" w:line="240" w:lineRule="auto"/>
+              <w:ind w:left="144" w:right="144"/>
+              <w:rPr>
+                <w:rFonts w:eastAsia="Arial" w:cstheme="minorHAnsi"/>
+                <w:b/>
+                <w:color w:val="010101"/>
+                <w:w w:val="106"/>
+              </w:rPr>
+            </w:pPr>
+            <w:r>
+              <w:rPr>
+                <w:rFonts w:cstheme="minorHAnsi"/>
+                <w:b/>
+                <w:sz w:val="20"/>
+                <w:szCs w:val="20"/>
+              </w:rPr>
+              <w:t>Providing assignment information in this section does not substitute for compliance with any requirement of part 3 of Title 37 of CFR to have an assignment recorded by the Office.</w:t>
+            </w:r>
+          </w:p>
+        </w:tc>
+      </w:tr>
+      <w:tr>
+        <w:trPr>
+          <w:trHeight w:hRule="exact" w:val="544"/>
+        </w:trPr>
+        <w:tc>
+          <w:tcPr>
+            <w:tcW w:w="10890" w:type="dxa"/>
+            <w:gridSpan w:val="7"/>
+            <w:tcBorders>
+              <w:top w:val="single" w:sz="2" w:space="0" w:color="000000"/>
+              <w:left w:val="single" w:sz="2" w:space="0" w:color="000000"/>
+              <w:bottom w:val="single" w:sz="2" w:space="0" w:color="000000"/>
+              <w:right w:val="single" w:sz="2" w:space="0" w:color="000000"/>
+            </w:tcBorders>
+            <w:vAlign w:val="center"/>
+          </w:tcPr>
+          <w:p>
+            <w:pPr>
+              <w:spacing w:after="0" w:line="240" w:lineRule="auto"/>
+              <w:ind w:left="144" w:right="-14"/>
+              <w:rPr>
+                <w:rFonts w:eastAsia="Arial" w:cstheme="minorHAnsi"/>
+                <w:color w:val="010101"/>
+                <w:w w:val="106"/>
+              </w:rPr>
+            </w:pPr>
+            <w:r>
+              <w:rPr>
+                <w:b/>
+              </w:rPr>
+              <w:t>&lt;&lt;assigneeCnt&gt;</w:t>
+            </w:r>
+            <w:proofErr w:type="gramStart"/>
+            <w:r>
+              <w:rPr>
+                <w:b/>
+              </w:rPr>
+              <w:t>&gt;</w:t>
+            </w:r>
+            <w:r>
+              <w:t xml:space="preserve">  </w:t>
+            </w:r>
+            <w:r>
+              <w:t>&lt;</w:t>
+            </w:r>
+            <w:proofErr w:type="gramEnd"/>
+            <w:r>
+              <w:t>&lt;assignee&gt;&gt;</w:t>
+            </w:r>
+          </w:p>
+        </w:tc>
+      </w:tr>
+      <w:tr>
+        <w:trPr>
+          <w:trHeight w:hRule="exact" w:val="934"/>
+        </w:trPr>
+        <w:tc>
+          <w:tcPr>
+            <w:tcW w:w="10890" w:type="dxa"/>
+            <w:gridSpan w:val="7"/>
+            <w:tcBorders>
+              <w:top w:val="single" w:sz="2" w:space="0" w:color="000000"/>
+              <w:left w:val="single" w:sz="2" w:space="0" w:color="000000"/>
+              <w:bottom w:val="single" w:sz="2" w:space="0" w:color="000000"/>
+              <w:right w:val="single" w:sz="2" w:space="0" w:color="000000"/>
+            </w:tcBorders>
+            <w:vAlign w:val="center"/>
+          </w:tcPr>
+          <w:p>
+            <w:pPr>
+              <w:widowControl/>
+              <w:autoSpaceDE w:val="0"/>
+              <w:autoSpaceDN w:val="0"/>
+              <w:adjustRightInd w:val="0"/>
+              <w:spacing w:after="0" w:line="174" w:lineRule="exact"/>
+              <w:ind w:left="40" w:right="-20"/>
+              <w:rPr>
+                <w:rFonts w:cs="Arial"/>
+                <w:color w:val="010101"/>
+                <w:sz w:val="20"/>
+                <w:szCs w:val="20"/>
+              </w:rPr>
+            </w:pPr>
+          </w:p>
+          <w:p>
+            <w:pPr>
+              <w:widowControl/>
+              <w:autoSpaceDE w:val="0"/>
+              <w:autoSpaceDN w:val="0"/>
+              <w:adjustRightInd w:val="0"/>
+              <w:spacing w:after="0" w:line="174" w:lineRule="exact"/>
+              <w:ind w:left="40" w:right="-20"/>
+              <w:rPr>
+                <w:rFonts w:cs="Arial"/>
+                <w:b/>
+                <w:color w:val="000000"/>
+                <w:sz w:val="20"/>
+                <w:szCs w:val="20"/>
+              </w:rPr>
+            </w:pPr>
+            <w:r>
+              <w:rPr>
+                <w:rFonts w:cs="Arial"/>
+                <w:b/>
+                <w:color w:val="010101"/>
+                <w:sz w:val="20"/>
+                <w:szCs w:val="20"/>
+              </w:rPr>
+              <w:t>Complete</w:t>
+            </w:r>
+            <w:r>
+              <w:rPr>
+                <w:rFonts w:cs="Arial"/>
+                <w:b/>
+                <w:color w:val="010101"/>
+                <w:spacing w:val="44"/>
+                <w:sz w:val="20"/>
+                <w:szCs w:val="20"/>
+              </w:rPr>
+              <w:t xml:space="preserve"> </w:t>
+            </w:r>
+            <w:r>
+              <w:rPr>
+                <w:rFonts w:cs="Arial"/>
+                <w:b/>
+                <w:color w:val="010101"/>
+                <w:sz w:val="20"/>
+                <w:szCs w:val="20"/>
+              </w:rPr>
+              <w:t>this</w:t>
+            </w:r>
+            <w:r>
+              <w:rPr>
+                <w:rFonts w:cs="Arial"/>
+                <w:b/>
+                <w:color w:val="010101"/>
+                <w:spacing w:val="13"/>
+                <w:sz w:val="20"/>
+                <w:szCs w:val="20"/>
+              </w:rPr>
+              <w:t xml:space="preserve"> </w:t>
+            </w:r>
+            <w:r>
+              <w:rPr>
+                <w:rFonts w:cs="Arial"/>
+                <w:b/>
+                <w:color w:val="010101"/>
+                <w:sz w:val="20"/>
+                <w:szCs w:val="20"/>
+              </w:rPr>
+              <w:t>section</w:t>
+            </w:r>
+            <w:r>
+              <w:rPr>
+                <w:rFonts w:cs="Arial"/>
+                <w:b/>
+                <w:color w:val="010101"/>
+                <w:spacing w:val="34"/>
+                <w:sz w:val="20"/>
+                <w:szCs w:val="20"/>
+              </w:rPr>
+              <w:t xml:space="preserve"> </w:t>
+            </w:r>
+            <w:r>
+              <w:rPr>
+                <w:rFonts w:cs="Arial"/>
+                <w:b/>
+                <w:color w:val="010101"/>
+                <w:sz w:val="20"/>
+                <w:szCs w:val="20"/>
+              </w:rPr>
+              <w:t>if</w:t>
+            </w:r>
+            <w:r>
+              <w:rPr>
+                <w:rFonts w:cs="Arial"/>
+                <w:b/>
+                <w:color w:val="010101"/>
+                <w:spacing w:val="2"/>
+                <w:sz w:val="20"/>
+                <w:szCs w:val="20"/>
+              </w:rPr>
+              <w:t xml:space="preserve"> </w:t>
+            </w:r>
+            <w:r>
+              <w:rPr>
+                <w:rFonts w:cs="Arial"/>
+                <w:b/>
+                <w:color w:val="010101"/>
+                <w:sz w:val="20"/>
+                <w:szCs w:val="20"/>
+              </w:rPr>
+              <w:t>assignee</w:t>
+            </w:r>
+            <w:r>
+              <w:rPr>
+                <w:rFonts w:cs="Arial"/>
+                <w:b/>
+                <w:color w:val="010101"/>
+                <w:spacing w:val="46"/>
+                <w:sz w:val="20"/>
+                <w:szCs w:val="20"/>
+              </w:rPr>
+              <w:t xml:space="preserve"> </w:t>
+            </w:r>
+            <w:r>
+              <w:rPr>
+                <w:rFonts w:cs="Arial"/>
+                <w:b/>
+                <w:color w:val="010101"/>
+                <w:sz w:val="20"/>
+                <w:szCs w:val="20"/>
+              </w:rPr>
+              <w:t>information, including</w:t>
+            </w:r>
+            <w:r>
+              <w:rPr>
+                <w:rFonts w:cs="Arial"/>
+                <w:b/>
+                <w:color w:val="010101"/>
+                <w:spacing w:val="2"/>
+                <w:sz w:val="20"/>
+                <w:szCs w:val="20"/>
+              </w:rPr>
+              <w:t xml:space="preserve"> </w:t>
+            </w:r>
+            <w:r>
+              <w:rPr>
+                <w:rFonts w:cs="Arial"/>
+                <w:b/>
+                <w:color w:val="010101"/>
+                <w:w w:val="105"/>
+                <w:sz w:val="20"/>
+                <w:szCs w:val="20"/>
+              </w:rPr>
+              <w:t>non-applicant</w:t>
+            </w:r>
+            <w:r>
+              <w:rPr>
+                <w:rFonts w:cs="Arial"/>
+                <w:b/>
+                <w:color w:val="010101"/>
+                <w:spacing w:val="8"/>
+                <w:w w:val="105"/>
+                <w:sz w:val="20"/>
+                <w:szCs w:val="20"/>
+              </w:rPr>
+              <w:t xml:space="preserve"> </w:t>
+            </w:r>
+            <w:r>
+              <w:rPr>
+                <w:rFonts w:cs="Arial"/>
+                <w:b/>
+                <w:color w:val="010101"/>
+                <w:sz w:val="20"/>
+                <w:szCs w:val="20"/>
+              </w:rPr>
+              <w:t>assignee</w:t>
+            </w:r>
+            <w:r>
+              <w:rPr>
+                <w:rFonts w:cs="Arial"/>
+                <w:b/>
+                <w:color w:val="010101"/>
+                <w:spacing w:val="46"/>
+                <w:sz w:val="20"/>
+                <w:szCs w:val="20"/>
+              </w:rPr>
+              <w:t xml:space="preserve"> </w:t>
+            </w:r>
+            <w:r>
+              <w:rPr>
+                <w:rFonts w:cs="Arial"/>
+                <w:b/>
+                <w:color w:val="010101"/>
+                <w:sz w:val="20"/>
+                <w:szCs w:val="20"/>
+              </w:rPr>
+              <w:t>information,</w:t>
+            </w:r>
+            <w:r>
+              <w:rPr>
+                <w:rFonts w:cs="Arial"/>
+                <w:b/>
+                <w:color w:val="010101"/>
+                <w:spacing w:val="27"/>
+                <w:sz w:val="20"/>
+                <w:szCs w:val="20"/>
+              </w:rPr>
+              <w:t xml:space="preserve"> </w:t>
+            </w:r>
+            <w:r>
+              <w:rPr>
+                <w:rFonts w:cs="Arial"/>
+                <w:b/>
+                <w:color w:val="010101"/>
+                <w:sz w:val="20"/>
+                <w:szCs w:val="20"/>
+              </w:rPr>
+              <w:t>is</w:t>
+            </w:r>
+            <w:r>
+              <w:rPr>
+                <w:rFonts w:cs="Arial"/>
+                <w:b/>
+                <w:color w:val="010101"/>
+                <w:spacing w:val="11"/>
+                <w:sz w:val="20"/>
+                <w:szCs w:val="20"/>
+              </w:rPr>
+              <w:t xml:space="preserve"> </w:t>
+            </w:r>
+            <w:r>
+              <w:rPr>
+                <w:rFonts w:cs="Arial"/>
+                <w:b/>
+                <w:color w:val="010101"/>
+                <w:sz w:val="20"/>
+                <w:szCs w:val="20"/>
+              </w:rPr>
+              <w:t>desired</w:t>
+            </w:r>
+            <w:r>
+              <w:rPr>
+                <w:rFonts w:cs="Arial"/>
+                <w:b/>
+                <w:color w:val="010101"/>
+                <w:spacing w:val="32"/>
+                <w:sz w:val="20"/>
+                <w:szCs w:val="20"/>
+              </w:rPr>
+              <w:t xml:space="preserve"> </w:t>
+            </w:r>
+            <w:r>
+              <w:rPr>
+                <w:rFonts w:cs="Arial"/>
+                <w:b/>
+                <w:color w:val="010101"/>
+                <w:sz w:val="20"/>
+                <w:szCs w:val="20"/>
+              </w:rPr>
+              <w:t>to</w:t>
+            </w:r>
+            <w:r>
+              <w:rPr>
+                <w:rFonts w:cs="Arial"/>
+                <w:b/>
+                <w:color w:val="010101"/>
+                <w:spacing w:val="18"/>
+                <w:sz w:val="20"/>
+                <w:szCs w:val="20"/>
+              </w:rPr>
+              <w:t xml:space="preserve"> </w:t>
+            </w:r>
+            <w:r>
+              <w:rPr>
+                <w:rFonts w:cs="Arial"/>
+                <w:b/>
+                <w:color w:val="010101"/>
+                <w:sz w:val="20"/>
+                <w:szCs w:val="20"/>
+              </w:rPr>
+              <w:t>be</w:t>
+            </w:r>
+            <w:r>
+              <w:rPr>
+                <w:rFonts w:cs="Arial"/>
+                <w:b/>
+                <w:color w:val="010101"/>
+                <w:spacing w:val="24"/>
+                <w:sz w:val="20"/>
+                <w:szCs w:val="20"/>
+              </w:rPr>
+              <w:t xml:space="preserve"> </w:t>
+            </w:r>
+            <w:r>
+              <w:rPr>
+                <w:rFonts w:cs="Arial"/>
+                <w:b/>
+                <w:color w:val="010101"/>
+                <w:sz w:val="20"/>
+                <w:szCs w:val="20"/>
+              </w:rPr>
+              <w:t>included</w:t>
+            </w:r>
+            <w:r>
+              <w:rPr>
+                <w:rFonts w:cs="Arial"/>
+                <w:b/>
+                <w:color w:val="010101"/>
+                <w:spacing w:val="30"/>
+                <w:sz w:val="20"/>
+                <w:szCs w:val="20"/>
+              </w:rPr>
+              <w:t xml:space="preserve"> </w:t>
+            </w:r>
+            <w:r>
+              <w:rPr>
+                <w:rFonts w:cs="Arial"/>
+                <w:b/>
+                <w:color w:val="010101"/>
+                <w:sz w:val="20"/>
+                <w:szCs w:val="20"/>
+              </w:rPr>
+              <w:t>on</w:t>
+            </w:r>
+            <w:r>
+              <w:rPr>
+                <w:rFonts w:cs="Arial"/>
+                <w:b/>
+                <w:color w:val="010101"/>
+                <w:spacing w:val="12"/>
+                <w:sz w:val="20"/>
+                <w:szCs w:val="20"/>
+              </w:rPr>
+              <w:t xml:space="preserve"> </w:t>
+            </w:r>
+            <w:r>
+              <w:rPr>
+                <w:rFonts w:cs="Arial"/>
+                <w:b/>
+                <w:color w:val="010101"/>
+                <w:sz w:val="20"/>
+                <w:szCs w:val="20"/>
+              </w:rPr>
+              <w:t>the</w:t>
+            </w:r>
+            <w:r>
+              <w:rPr>
+                <w:rFonts w:cs="Arial"/>
+                <w:b/>
+                <w:color w:val="010101"/>
+                <w:spacing w:val="22"/>
+                <w:sz w:val="20"/>
+                <w:szCs w:val="20"/>
+              </w:rPr>
+              <w:t xml:space="preserve"> </w:t>
+            </w:r>
+            <w:r>
+              <w:rPr>
+                <w:rFonts w:cs="Arial"/>
+                <w:b/>
+                <w:color w:val="010101"/>
+                <w:w w:val="106"/>
+                <w:sz w:val="20"/>
+                <w:szCs w:val="20"/>
+              </w:rPr>
+              <w:t>patent</w:t>
+            </w:r>
+            <w:r>
+              <w:rPr>
+                <w:rFonts w:cs="Arial"/>
+                <w:b/>
+                <w:color w:val="000000"/>
+                <w:sz w:val="20"/>
+                <w:szCs w:val="20"/>
+              </w:rPr>
+              <w:t xml:space="preserve"> </w:t>
+            </w:r>
+            <w:r>
+              <w:rPr>
+                <w:rFonts w:cs="Arial"/>
+                <w:b/>
+                <w:color w:val="010101"/>
+                <w:sz w:val="20"/>
+                <w:szCs w:val="20"/>
+              </w:rPr>
+              <w:t>application publication</w:t>
+            </w:r>
+            <w:r>
+              <w:rPr>
+                <w:rFonts w:cs="Arial"/>
+                <w:b/>
+                <w:color w:val="010101"/>
+                <w:w w:val="126"/>
+                <w:sz w:val="20"/>
+                <w:szCs w:val="20"/>
+              </w:rPr>
+              <w:t>.</w:t>
+            </w:r>
+            <w:r>
+              <w:rPr>
+                <w:rFonts w:cs="Arial"/>
+                <w:b/>
+                <w:color w:val="010101"/>
+                <w:spacing w:val="-3"/>
+                <w:w w:val="126"/>
+                <w:sz w:val="20"/>
+                <w:szCs w:val="20"/>
+              </w:rPr>
+              <w:t xml:space="preserve"> </w:t>
+            </w:r>
+            <w:r>
+              <w:rPr>
+                <w:rFonts w:cs="Arial"/>
+                <w:b/>
+                <w:color w:val="010101"/>
+                <w:sz w:val="20"/>
+                <w:szCs w:val="20"/>
+              </w:rPr>
+              <w:t>An</w:t>
+            </w:r>
+            <w:r>
+              <w:rPr>
+                <w:rFonts w:cs="Arial"/>
+                <w:b/>
+                <w:color w:val="010101"/>
+                <w:spacing w:val="-6"/>
+                <w:sz w:val="20"/>
+                <w:szCs w:val="20"/>
+              </w:rPr>
+              <w:t xml:space="preserve"> </w:t>
+            </w:r>
+            <w:r>
+              <w:rPr>
+                <w:rFonts w:cs="Arial"/>
+                <w:b/>
+                <w:color w:val="010101"/>
+                <w:w w:val="106"/>
+                <w:sz w:val="20"/>
+                <w:szCs w:val="20"/>
+              </w:rPr>
+              <w:t>assignee-applicant</w:t>
+            </w:r>
+            <w:r>
+              <w:rPr>
+                <w:rFonts w:cs="Arial"/>
+                <w:b/>
+                <w:color w:val="010101"/>
+                <w:spacing w:val="15"/>
+                <w:w w:val="106"/>
+                <w:sz w:val="20"/>
+                <w:szCs w:val="20"/>
+              </w:rPr>
+              <w:t xml:space="preserve"> </w:t>
+            </w:r>
+            <w:r>
+              <w:rPr>
+                <w:rFonts w:cs="Arial"/>
+                <w:b/>
+                <w:color w:val="010101"/>
+                <w:sz w:val="20"/>
+                <w:szCs w:val="20"/>
+              </w:rPr>
+              <w:t>identified</w:t>
+            </w:r>
+            <w:r>
+              <w:rPr>
+                <w:rFonts w:cs="Arial"/>
+                <w:b/>
+                <w:color w:val="010101"/>
+                <w:spacing w:val="27"/>
+                <w:sz w:val="20"/>
+                <w:szCs w:val="20"/>
+              </w:rPr>
+              <w:t xml:space="preserve"> </w:t>
+            </w:r>
+            <w:r>
+              <w:rPr>
+                <w:rFonts w:cs="Arial"/>
+                <w:b/>
+                <w:color w:val="010101"/>
+                <w:sz w:val="20"/>
+                <w:szCs w:val="20"/>
+              </w:rPr>
+              <w:t>in</w:t>
+            </w:r>
+            <w:r>
+              <w:rPr>
+                <w:rFonts w:cs="Arial"/>
+                <w:b/>
+                <w:color w:val="010101"/>
+                <w:spacing w:val="2"/>
+                <w:sz w:val="20"/>
+                <w:szCs w:val="20"/>
+              </w:rPr>
+              <w:t xml:space="preserve"> </w:t>
+            </w:r>
+            <w:r>
+              <w:rPr>
+                <w:rFonts w:cs="Arial"/>
+                <w:b/>
+                <w:color w:val="010101"/>
+                <w:sz w:val="20"/>
+                <w:szCs w:val="20"/>
+              </w:rPr>
+              <w:t>the</w:t>
+            </w:r>
+            <w:r>
+              <w:rPr>
+                <w:rFonts w:cs="Arial"/>
+                <w:b/>
+                <w:color w:val="010101"/>
+                <w:sz w:val="20"/>
+                <w:szCs w:val="20"/>
+              </w:rPr>
+              <w:t xml:space="preserve"> </w:t>
+            </w:r>
+            <w:r>
+              <w:rPr>
+                <w:rFonts w:cs="Arial"/>
+                <w:b/>
+                <w:color w:val="010101"/>
+                <w:sz w:val="20"/>
+                <w:szCs w:val="20"/>
+              </w:rPr>
+              <w:t>"Applicant</w:t>
+            </w:r>
+            <w:r>
+              <w:rPr>
+                <w:rFonts w:cs="Arial"/>
+                <w:b/>
+                <w:color w:val="010101"/>
+                <w:spacing w:val="46"/>
+                <w:sz w:val="20"/>
+                <w:szCs w:val="20"/>
+              </w:rPr>
+              <w:t xml:space="preserve"> </w:t>
+            </w:r>
+            <w:r>
+              <w:rPr>
+                <w:rFonts w:cs="Arial"/>
+                <w:b/>
+                <w:color w:val="010101"/>
+                <w:sz w:val="20"/>
+                <w:szCs w:val="20"/>
+              </w:rPr>
+              <w:t>Information"</w:t>
+            </w:r>
+            <w:r>
+              <w:rPr>
+                <w:rFonts w:cs="Arial"/>
+                <w:b/>
+                <w:color w:val="010101"/>
+                <w:spacing w:val="34"/>
+                <w:sz w:val="20"/>
+                <w:szCs w:val="20"/>
+              </w:rPr>
+              <w:t xml:space="preserve"> </w:t>
+            </w:r>
+            <w:r>
+              <w:rPr>
+                <w:rFonts w:cs="Arial"/>
+                <w:b/>
+                <w:color w:val="010101"/>
+                <w:sz w:val="20"/>
+                <w:szCs w:val="20"/>
+              </w:rPr>
+              <w:t>section</w:t>
+            </w:r>
+            <w:r>
+              <w:rPr>
+                <w:rFonts w:cs="Arial"/>
+                <w:b/>
+                <w:color w:val="010101"/>
+                <w:spacing w:val="37"/>
+                <w:sz w:val="20"/>
+                <w:szCs w:val="20"/>
+              </w:rPr>
+              <w:t xml:space="preserve"> </w:t>
+            </w:r>
+            <w:r>
+              <w:rPr>
+                <w:rFonts w:cs="Arial"/>
+                <w:b/>
+                <w:color w:val="010101"/>
+                <w:sz w:val="20"/>
+                <w:szCs w:val="20"/>
+              </w:rPr>
+              <w:t>will</w:t>
+            </w:r>
+            <w:r>
+              <w:rPr>
+                <w:rFonts w:cs="Arial"/>
+                <w:b/>
+                <w:color w:val="010101"/>
+                <w:spacing w:val="3"/>
+                <w:sz w:val="20"/>
+                <w:szCs w:val="20"/>
+              </w:rPr>
+              <w:t xml:space="preserve"> </w:t>
+            </w:r>
+            <w:r>
+              <w:rPr>
+                <w:rFonts w:cs="Arial"/>
+                <w:b/>
+                <w:color w:val="010101"/>
+                <w:sz w:val="20"/>
+                <w:szCs w:val="20"/>
+              </w:rPr>
+              <w:t>appear</w:t>
+            </w:r>
+            <w:r>
+              <w:rPr>
+                <w:rFonts w:cs="Arial"/>
+                <w:b/>
+                <w:color w:val="010101"/>
+                <w:spacing w:val="45"/>
+                <w:sz w:val="20"/>
+                <w:szCs w:val="20"/>
+              </w:rPr>
+              <w:t xml:space="preserve"> </w:t>
+            </w:r>
+            <w:r>
+              <w:rPr>
+                <w:rFonts w:cs="Arial"/>
+                <w:b/>
+                <w:color w:val="010101"/>
+                <w:sz w:val="20"/>
+                <w:szCs w:val="20"/>
+              </w:rPr>
+              <w:t>on</w:t>
+            </w:r>
+            <w:r>
+              <w:rPr>
+                <w:rFonts w:cs="Arial"/>
+                <w:b/>
+                <w:color w:val="010101"/>
+                <w:spacing w:val="9"/>
+                <w:sz w:val="20"/>
+                <w:szCs w:val="20"/>
+              </w:rPr>
+              <w:t xml:space="preserve"> </w:t>
+            </w:r>
+            <w:r>
+              <w:rPr>
+                <w:rFonts w:cs="Arial"/>
+                <w:b/>
+                <w:color w:val="010101"/>
+                <w:sz w:val="20"/>
+                <w:szCs w:val="20"/>
+              </w:rPr>
+              <w:t>the</w:t>
+            </w:r>
+            <w:r>
+              <w:rPr>
+                <w:rFonts w:cs="Arial"/>
+                <w:b/>
+                <w:color w:val="010101"/>
+                <w:spacing w:val="8"/>
+                <w:sz w:val="20"/>
+                <w:szCs w:val="20"/>
+              </w:rPr>
+              <w:t xml:space="preserve"> </w:t>
+            </w:r>
+            <w:r>
+              <w:rPr>
+                <w:rFonts w:cs="Arial"/>
+                <w:b/>
+                <w:color w:val="010101"/>
+                <w:sz w:val="20"/>
+                <w:szCs w:val="20"/>
+              </w:rPr>
+              <w:t>patent</w:t>
+            </w:r>
+            <w:r>
+              <w:rPr>
+                <w:rFonts w:cs="Arial"/>
+                <w:b/>
+                <w:color w:val="010101"/>
+                <w:spacing w:val="28"/>
+                <w:sz w:val="20"/>
+                <w:szCs w:val="20"/>
+              </w:rPr>
+              <w:t xml:space="preserve"> </w:t>
+            </w:r>
+            <w:r>
+              <w:rPr>
+                <w:rFonts w:cs="Arial"/>
+                <w:b/>
+                <w:color w:val="010101"/>
+                <w:w w:val="106"/>
+                <w:sz w:val="20"/>
+                <w:szCs w:val="20"/>
+              </w:rPr>
+              <w:t xml:space="preserve">application </w:t>
+            </w:r>
+            <w:r>
+              <w:rPr>
+                <w:rFonts w:cs="Arial"/>
+                <w:b/>
+                <w:color w:val="010101"/>
+                <w:sz w:val="20"/>
+                <w:szCs w:val="20"/>
+              </w:rPr>
+              <w:t>publication</w:t>
+            </w:r>
+            <w:r>
+              <w:rPr>
+                <w:rFonts w:cs="Arial"/>
+                <w:b/>
+                <w:color w:val="010101"/>
+                <w:spacing w:val="34"/>
+                <w:sz w:val="20"/>
+                <w:szCs w:val="20"/>
+              </w:rPr>
+              <w:t xml:space="preserve"> </w:t>
+            </w:r>
+            <w:r>
+              <w:rPr>
+                <w:rFonts w:cs="Arial"/>
+                <w:b/>
+                <w:color w:val="010101"/>
+                <w:sz w:val="20"/>
+                <w:szCs w:val="20"/>
+              </w:rPr>
+              <w:t>as</w:t>
+            </w:r>
+            <w:r>
+              <w:rPr>
+                <w:rFonts w:cs="Arial"/>
+                <w:b/>
+                <w:color w:val="010101"/>
+                <w:spacing w:val="18"/>
+                <w:sz w:val="20"/>
+                <w:szCs w:val="20"/>
+              </w:rPr>
+              <w:t xml:space="preserve"> </w:t>
+            </w:r>
+            <w:r>
+              <w:rPr>
+                <w:rFonts w:cs="Arial"/>
+                <w:b/>
+                <w:color w:val="010101"/>
+                <w:sz w:val="20"/>
+                <w:szCs w:val="20"/>
+              </w:rPr>
+              <w:t>an</w:t>
+            </w:r>
+            <w:r>
+              <w:rPr>
+                <w:rFonts w:cs="Arial"/>
+                <w:b/>
+                <w:color w:val="010101"/>
+                <w:spacing w:val="23"/>
+                <w:sz w:val="20"/>
+                <w:szCs w:val="20"/>
+              </w:rPr>
+              <w:t xml:space="preserve"> </w:t>
+            </w:r>
+            <w:r>
+              <w:rPr>
+                <w:rFonts w:cs="Arial"/>
+                <w:b/>
+                <w:color w:val="010101"/>
+                <w:sz w:val="20"/>
+                <w:szCs w:val="20"/>
+              </w:rPr>
+              <w:t>applicant.</w:t>
+            </w:r>
+            <w:r>
+              <w:rPr>
+                <w:rFonts w:cs="Arial"/>
+                <w:b/>
+                <w:color w:val="010101"/>
+                <w:spacing w:val="32"/>
+                <w:sz w:val="20"/>
+                <w:szCs w:val="20"/>
+              </w:rPr>
+              <w:t xml:space="preserve"> </w:t>
+            </w:r>
+            <w:r>
+              <w:rPr>
+                <w:rFonts w:cs="Arial"/>
+                <w:b/>
+                <w:color w:val="010101"/>
+                <w:sz w:val="20"/>
+                <w:szCs w:val="20"/>
+              </w:rPr>
+              <w:t>For</w:t>
+            </w:r>
+            <w:r>
+              <w:rPr>
+                <w:rFonts w:cs="Arial"/>
+                <w:b/>
+                <w:color w:val="010101"/>
+                <w:spacing w:val="24"/>
+                <w:sz w:val="20"/>
+                <w:szCs w:val="20"/>
+              </w:rPr>
+              <w:t xml:space="preserve"> </w:t>
+            </w:r>
+            <w:r>
+              <w:rPr>
+                <w:rFonts w:cs="Arial"/>
+                <w:b/>
+                <w:color w:val="010101"/>
+                <w:sz w:val="20"/>
+                <w:szCs w:val="20"/>
+              </w:rPr>
+              <w:t>an</w:t>
+            </w:r>
+            <w:r>
+              <w:rPr>
+                <w:rFonts w:cs="Arial"/>
+                <w:b/>
+                <w:color w:val="010101"/>
+                <w:spacing w:val="6"/>
+                <w:sz w:val="20"/>
+                <w:szCs w:val="20"/>
+              </w:rPr>
+              <w:t xml:space="preserve"> </w:t>
+            </w:r>
+            <w:r>
+              <w:rPr>
+                <w:rFonts w:cs="Arial"/>
+                <w:b/>
+                <w:color w:val="010101"/>
+                <w:w w:val="105"/>
+                <w:sz w:val="20"/>
+                <w:szCs w:val="20"/>
+              </w:rPr>
+              <w:t>assignee-applicant,</w:t>
+            </w:r>
+            <w:r>
+              <w:rPr>
+                <w:rFonts w:cs="Arial"/>
+                <w:b/>
+                <w:color w:val="010101"/>
+                <w:spacing w:val="7"/>
+                <w:w w:val="105"/>
+                <w:sz w:val="20"/>
+                <w:szCs w:val="20"/>
+              </w:rPr>
+              <w:t xml:space="preserve"> </w:t>
+            </w:r>
+            <w:r>
+              <w:rPr>
+                <w:rFonts w:cs="Arial"/>
+                <w:b/>
+                <w:color w:val="010101"/>
+                <w:sz w:val="20"/>
+                <w:szCs w:val="20"/>
+              </w:rPr>
+              <w:t>complete</w:t>
+            </w:r>
+            <w:r>
+              <w:rPr>
+                <w:rFonts w:cs="Arial"/>
+                <w:b/>
+                <w:color w:val="010101"/>
+                <w:spacing w:val="41"/>
+                <w:sz w:val="20"/>
+                <w:szCs w:val="20"/>
+              </w:rPr>
+              <w:t xml:space="preserve"> </w:t>
+            </w:r>
+            <w:r>
+              <w:rPr>
+                <w:rFonts w:cs="Arial"/>
+                <w:b/>
+                <w:color w:val="010101"/>
+                <w:sz w:val="20"/>
+                <w:szCs w:val="20"/>
+              </w:rPr>
+              <w:t>this</w:t>
+            </w:r>
+            <w:r>
+              <w:rPr>
+                <w:rFonts w:cs="Arial"/>
+                <w:b/>
+                <w:color w:val="010101"/>
+                <w:spacing w:val="16"/>
+                <w:sz w:val="20"/>
+                <w:szCs w:val="20"/>
+              </w:rPr>
+              <w:t xml:space="preserve"> </w:t>
+            </w:r>
+            <w:r>
+              <w:rPr>
+                <w:rFonts w:cs="Arial"/>
+                <w:b/>
+                <w:color w:val="010101"/>
+                <w:sz w:val="20"/>
+                <w:szCs w:val="20"/>
+              </w:rPr>
+              <w:t>section</w:t>
+            </w:r>
+            <w:r>
+              <w:rPr>
+                <w:rFonts w:cs="Arial"/>
+                <w:b/>
+                <w:color w:val="010101"/>
+                <w:spacing w:val="31"/>
+                <w:sz w:val="20"/>
+                <w:szCs w:val="20"/>
+              </w:rPr>
+              <w:t xml:space="preserve"> </w:t>
+            </w:r>
+            <w:r>
+              <w:rPr>
+                <w:rFonts w:cs="Arial"/>
+                <w:b/>
+                <w:color w:val="010101"/>
+                <w:sz w:val="20"/>
+                <w:szCs w:val="20"/>
+              </w:rPr>
+              <w:t>only</w:t>
+            </w:r>
+            <w:r>
+              <w:rPr>
+                <w:rFonts w:cs="Arial"/>
+                <w:b/>
+                <w:color w:val="010101"/>
+                <w:spacing w:val="25"/>
+                <w:sz w:val="20"/>
+                <w:szCs w:val="20"/>
+              </w:rPr>
+              <w:t xml:space="preserve"> </w:t>
+            </w:r>
+            <w:r>
+              <w:rPr>
+                <w:rFonts w:cs="Arial"/>
+                <w:b/>
+                <w:color w:val="010101"/>
+                <w:sz w:val="20"/>
+                <w:szCs w:val="20"/>
+              </w:rPr>
+              <w:t>if</w:t>
+            </w:r>
+            <w:r>
+              <w:rPr>
+                <w:rFonts w:cs="Arial"/>
+                <w:b/>
+                <w:color w:val="010101"/>
+                <w:spacing w:val="12"/>
+                <w:sz w:val="20"/>
+                <w:szCs w:val="20"/>
+              </w:rPr>
+              <w:t xml:space="preserve"> </w:t>
+            </w:r>
+            <w:r>
+              <w:rPr>
+                <w:rFonts w:cs="Arial"/>
+                <w:b/>
+                <w:color w:val="010101"/>
+                <w:sz w:val="20"/>
+                <w:szCs w:val="20"/>
+              </w:rPr>
+              <w:t>identification as</w:t>
+            </w:r>
+            <w:r>
+              <w:rPr>
+                <w:rFonts w:cs="Arial"/>
+                <w:b/>
+                <w:color w:val="010101"/>
+                <w:spacing w:val="4"/>
+                <w:sz w:val="20"/>
+                <w:szCs w:val="20"/>
+              </w:rPr>
+              <w:t xml:space="preserve"> </w:t>
+            </w:r>
+            <w:r>
+              <w:rPr>
+                <w:rFonts w:cs="Arial"/>
+                <w:b/>
+                <w:color w:val="010101"/>
+                <w:sz w:val="20"/>
+                <w:szCs w:val="20"/>
+              </w:rPr>
+              <w:t>an</w:t>
+            </w:r>
+            <w:r>
+              <w:rPr>
+                <w:rFonts w:cs="Arial"/>
+                <w:b/>
+                <w:color w:val="010101"/>
+                <w:spacing w:val="23"/>
+                <w:sz w:val="20"/>
+                <w:szCs w:val="20"/>
+              </w:rPr>
+              <w:t xml:space="preserve"> </w:t>
+            </w:r>
+            <w:r>
+              <w:rPr>
+                <w:rFonts w:cs="Arial"/>
+                <w:b/>
+                <w:color w:val="010101"/>
+                <w:sz w:val="20"/>
+                <w:szCs w:val="20"/>
+              </w:rPr>
+              <w:t>assignee</w:t>
+            </w:r>
+            <w:r>
+              <w:rPr>
+                <w:rFonts w:cs="Arial"/>
+                <w:b/>
+                <w:color w:val="010101"/>
+                <w:spacing w:val="46"/>
+                <w:sz w:val="20"/>
+                <w:szCs w:val="20"/>
+              </w:rPr>
+              <w:t xml:space="preserve"> </w:t>
+            </w:r>
+            <w:r>
+              <w:rPr>
+                <w:rFonts w:cs="Arial"/>
+                <w:b/>
+                <w:color w:val="010101"/>
+                <w:sz w:val="20"/>
+                <w:szCs w:val="20"/>
+              </w:rPr>
+              <w:t>is</w:t>
+            </w:r>
+            <w:r>
+              <w:rPr>
+                <w:rFonts w:cs="Arial"/>
+                <w:b/>
+                <w:color w:val="010101"/>
+                <w:spacing w:val="8"/>
+                <w:sz w:val="20"/>
+                <w:szCs w:val="20"/>
+              </w:rPr>
+              <w:t xml:space="preserve"> </w:t>
+            </w:r>
+            <w:r>
+              <w:rPr>
+                <w:rFonts w:cs="Arial"/>
+                <w:b/>
+                <w:color w:val="010101"/>
+                <w:sz w:val="20"/>
+                <w:szCs w:val="20"/>
+              </w:rPr>
+              <w:t>also</w:t>
+            </w:r>
+            <w:r>
+              <w:rPr>
+                <w:rFonts w:cs="Arial"/>
+                <w:b/>
+                <w:color w:val="010101"/>
+                <w:spacing w:val="16"/>
+                <w:sz w:val="20"/>
+                <w:szCs w:val="20"/>
+              </w:rPr>
+              <w:t xml:space="preserve"> </w:t>
+            </w:r>
+            <w:r>
+              <w:rPr>
+                <w:rFonts w:cs="Arial"/>
+                <w:b/>
+                <w:color w:val="010101"/>
+                <w:sz w:val="20"/>
+                <w:szCs w:val="20"/>
+              </w:rPr>
+              <w:t>desired</w:t>
+            </w:r>
+            <w:r>
+              <w:rPr>
+                <w:rFonts w:cs="Arial"/>
+                <w:b/>
+                <w:color w:val="010101"/>
+                <w:spacing w:val="29"/>
+                <w:sz w:val="20"/>
+                <w:szCs w:val="20"/>
+              </w:rPr>
+              <w:t xml:space="preserve"> </w:t>
+            </w:r>
+            <w:r>
+              <w:rPr>
+                <w:rFonts w:cs="Arial"/>
+                <w:b/>
+                <w:color w:val="010101"/>
+                <w:sz w:val="20"/>
+                <w:szCs w:val="20"/>
+              </w:rPr>
+              <w:t>on</w:t>
+            </w:r>
+            <w:r>
+              <w:rPr>
+                <w:rFonts w:cs="Arial"/>
+                <w:b/>
+                <w:color w:val="010101"/>
+                <w:spacing w:val="12"/>
+                <w:sz w:val="20"/>
+                <w:szCs w:val="20"/>
+              </w:rPr>
+              <w:t xml:space="preserve"> </w:t>
+            </w:r>
+            <w:r>
+              <w:rPr>
+                <w:rFonts w:cs="Arial"/>
+                <w:b/>
+                <w:color w:val="010101"/>
+                <w:w w:val="110"/>
+                <w:sz w:val="20"/>
+                <w:szCs w:val="20"/>
+              </w:rPr>
+              <w:t>the</w:t>
+            </w:r>
+            <w:r>
+              <w:rPr>
+                <w:rFonts w:cs="Arial"/>
+                <w:b/>
+                <w:color w:val="000000"/>
+                <w:sz w:val="20"/>
+                <w:szCs w:val="20"/>
+              </w:rPr>
+              <w:t xml:space="preserve"> </w:t>
+            </w:r>
+            <w:r>
+              <w:rPr>
+                <w:rFonts w:cs="Arial"/>
+                <w:b/>
+                <w:color w:val="010101"/>
+                <w:sz w:val="20"/>
+                <w:szCs w:val="20"/>
+              </w:rPr>
+              <w:t>patent</w:t>
+            </w:r>
+            <w:r>
+              <w:rPr>
+                <w:rFonts w:cs="Arial"/>
+                <w:b/>
+                <w:color w:val="010101"/>
+                <w:spacing w:val="15"/>
+                <w:sz w:val="20"/>
+                <w:szCs w:val="20"/>
+              </w:rPr>
+              <w:t xml:space="preserve"> </w:t>
+            </w:r>
+            <w:r>
+              <w:rPr>
+                <w:rFonts w:cs="Arial"/>
+                <w:b/>
+                <w:color w:val="010101"/>
+                <w:sz w:val="20"/>
+                <w:szCs w:val="20"/>
+              </w:rPr>
+              <w:t xml:space="preserve">application </w:t>
+            </w:r>
+            <w:r>
+              <w:rPr>
+                <w:rFonts w:cs="Arial"/>
+                <w:b/>
+                <w:color w:val="010101"/>
+                <w:w w:val="104"/>
+                <w:sz w:val="20"/>
+                <w:szCs w:val="20"/>
+              </w:rPr>
+              <w:t>publication.</w:t>
+            </w:r>
+          </w:p>
+          <w:p>
+            <w:pPr>
+              <w:ind w:left="144" w:right="-144"/>
+              <w:rPr>
+                <w:rFonts w:cstheme="minorHAnsi"/>
+                <w:b/>
+              </w:rPr>
+            </w:pPr>
+          </w:p>
+        </w:tc>
+      </w:tr>
+      <w:tr>
+        <w:trPr>
+          <w:trHeight w:hRule="exact" w:val="421"/>
+        </w:trPr>
+        <w:tc>
+          <w:tcPr>
+            <w:tcW w:w="10890" w:type="dxa"/>
+            <w:gridSpan w:val="7"/>
+            <w:tcBorders>
+              <w:top w:val="single" w:sz="2" w:space="0" w:color="000000"/>
+              <w:left w:val="single" w:sz="2" w:space="0" w:color="000000"/>
+              <w:bottom w:val="single" w:sz="2" w:space="0" w:color="000000"/>
+              <w:right w:val="single" w:sz="2" w:space="0" w:color="000000"/>
+            </w:tcBorders>
+            <w:vAlign w:val="center"/>
+          </w:tcPr>
+          <w:p>
+            <w:pPr>
+              <w:ind w:left="144" w:right="-144"/>
+              <w:rPr>
+                <w:rFonts w:cstheme="minorHAnsi"/>
+                <w:b/>
+              </w:rPr>
+            </w:pPr>
+            <w:r>
+              <w:rPr>
+                <w:rFonts w:cstheme="minorHAnsi"/>
+                <w:b/>
+              </w:rPr>
+              <w:t xml:space="preserve">If the Assignee </w:t>
+            </w:r>
+            <w:r>
+              <w:rPr>
+                <w:rFonts w:cstheme="minorHAnsi"/>
+                <w:b/>
+              </w:rPr>
+              <w:t xml:space="preserve">or Non-Applicant Assignee </w:t>
+            </w:r>
+            <w:r>
+              <w:rPr>
+                <w:rFonts w:cstheme="minorHAnsi"/>
+                <w:b/>
+              </w:rPr>
+              <w:t xml:space="preserve">is an </w:t>
+            </w:r>
+            <w:proofErr w:type="gramStart"/>
+            <w:r>
+              <w:rPr>
+                <w:rFonts w:cstheme="minorHAnsi"/>
+                <w:b/>
+              </w:rPr>
+              <w:t>Organization</w:t>
+            </w:r>
+            <w:proofErr w:type="gramEnd"/>
+            <w:r>
+              <w:rPr>
+                <w:rFonts w:cstheme="minorHAnsi"/>
+                <w:b/>
+              </w:rPr>
+              <w:t xml:space="preserve"> check here.  </w:t>
+            </w:r>
+            <w:sdt>
+              <w:sdtPr>
+                <w:rPr>
+                  <w:rFonts w:cstheme="minorHAnsi"/>
+                  <w:b/>
+                  <w:sz w:val="24"/>
+                  <w:szCs w:val="24"/>
+                </w:rPr>
+                <w:id w:val="652109729"/>
+                <w14:checkbox>
+                  <w14:checked w14:val="0"/>
+                  <w14:checkedState w14:val="2612" w14:font="MS Gothic"/>
+                  <w14:uncheckedState w14:val="2610" w14:font="MS Gothic"/>
+                </w14:checkbox>
+              </w:sdtPr>
+              <w:sdtContent>
+                <w:r>
+                  <w:rPr>
+                    <w:rFonts w:ascii="MS Gothic" w:eastAsia="MS Gothic" w:hAnsi="MS Gothic" w:cstheme="minorHAnsi" w:hint="eastAsia"/>
+                    <w:b/>
+                    <w:sz w:val="24"/>
+                    <w:szCs w:val="24"/>
+                  </w:rPr>
+                  <w:t>☐</w:t>
+                </w:r>
+              </w:sdtContent>
+            </w:sdt>
+          </w:p>
+        </w:tc>
+      </w:tr>
+      <w:tr>
+        <w:trPr>
+          <w:trHeight w:hRule="exact" w:val="421"/>
+        </w:trPr>
+        <w:tc>
+          <w:tcPr>
+            <w:tcW w:w="2164" w:type="dxa"/>
+            <w:tcBorders>
+              <w:top w:val="single" w:sz="2" w:space="0" w:color="000000"/>
+              <w:left w:val="single" w:sz="2" w:space="0" w:color="000000"/>
+              <w:bottom w:val="single" w:sz="2" w:space="0" w:color="000000"/>
+              <w:right w:val="single" w:sz="2" w:space="0" w:color="000000"/>
+            </w:tcBorders>
+            <w:vAlign w:val="bottom"/>
+          </w:tcPr>
+          <w:p>
+            <w:pPr>
+              <w:spacing w:after="0" w:line="240" w:lineRule="auto"/>
+              <w:jc w:val="center"/>
+              <w:rPr>
+                <w:rFonts w:eastAsia="Arial" w:cstheme="minorHAnsi"/>
+                <w:b/>
+              </w:rPr>
+            </w:pPr>
+            <w:r>
+              <w:rPr>
+                <w:rFonts w:eastAsia="Arial" w:cstheme="minorHAnsi"/>
+                <w:b/>
+                <w:color w:val="010101"/>
+                <w:w w:val="103"/>
+              </w:rPr>
+              <w:t>Prefix</w:t>
+            </w:r>
+          </w:p>
+        </w:tc>
+        <w:tc>
+          <w:tcPr>
+            <w:tcW w:w="2164" w:type="dxa"/>
+            <w:tcBorders>
+              <w:top w:val="single" w:sz="2" w:space="0" w:color="000000"/>
+              <w:left w:val="single" w:sz="2" w:space="0" w:color="000000"/>
+              <w:bottom w:val="single" w:sz="2" w:space="0" w:color="000000"/>
+              <w:right w:val="single" w:sz="2" w:space="0" w:color="000000"/>
+            </w:tcBorders>
+            <w:vAlign w:val="bottom"/>
+          </w:tcPr>
+          <w:p>
+            <w:pPr>
+              <w:spacing w:after="0" w:line="240" w:lineRule="auto"/>
+              <w:jc w:val="center"/>
+              <w:rPr>
+                <w:rFonts w:eastAsia="Arial" w:cstheme="minorHAnsi"/>
+                <w:b/>
+              </w:rPr>
+            </w:pPr>
+            <w:r>
+              <w:rPr>
+                <w:rFonts w:eastAsia="Arial" w:cstheme="minorHAnsi"/>
+                <w:b/>
+                <w:bCs/>
+                <w:color w:val="010101"/>
+              </w:rPr>
+              <w:t>Given</w:t>
+            </w:r>
+            <w:r>
+              <w:rPr>
+                <w:rFonts w:eastAsia="Arial" w:cstheme="minorHAnsi"/>
+                <w:b/>
+                <w:bCs/>
+                <w:color w:val="010101"/>
+                <w:spacing w:val="31"/>
+              </w:rPr>
+              <w:t xml:space="preserve"> </w:t>
+            </w:r>
+            <w:r>
+              <w:rPr>
+                <w:rFonts w:eastAsia="Arial" w:cstheme="minorHAnsi"/>
+                <w:b/>
+                <w:bCs/>
+                <w:color w:val="010101"/>
+                <w:w w:val="107"/>
+              </w:rPr>
+              <w:t>Name</w:t>
+            </w:r>
+          </w:p>
+        </w:tc>
+        <w:tc>
+          <w:tcPr>
+            <w:tcW w:w="2160" w:type="dxa"/>
+            <w:gridSpan w:val="2"/>
+            <w:tcBorders>
+              <w:top w:val="single" w:sz="2" w:space="0" w:color="000000"/>
+              <w:left w:val="single" w:sz="2" w:space="0" w:color="000000"/>
+              <w:bottom w:val="single" w:sz="2" w:space="0" w:color="000000"/>
+              <w:right w:val="single" w:sz="2" w:space="0" w:color="000000"/>
+            </w:tcBorders>
+            <w:vAlign w:val="bottom"/>
+          </w:tcPr>
+          <w:p>
+            <w:pPr>
+              <w:spacing w:after="0" w:line="240" w:lineRule="auto"/>
+              <w:jc w:val="center"/>
+              <w:rPr>
+                <w:rFonts w:eastAsia="Arial" w:cstheme="minorHAnsi"/>
+                <w:b/>
+              </w:rPr>
+            </w:pPr>
+            <w:r>
+              <w:rPr>
+                <w:rFonts w:eastAsia="Arial" w:cstheme="minorHAnsi"/>
+                <w:b/>
+                <w:color w:val="010101"/>
+              </w:rPr>
+              <w:t>Middle</w:t>
+            </w:r>
+            <w:r>
+              <w:rPr>
+                <w:rFonts w:eastAsia="Arial" w:cstheme="minorHAnsi"/>
+                <w:b/>
+                <w:color w:val="010101"/>
+                <w:spacing w:val="38"/>
+              </w:rPr>
+              <w:t xml:space="preserve"> </w:t>
+            </w:r>
+            <w:r>
+              <w:rPr>
+                <w:rFonts w:eastAsia="Arial" w:cstheme="minorHAnsi"/>
+                <w:b/>
+                <w:color w:val="010101"/>
+                <w:w w:val="104"/>
+              </w:rPr>
+              <w:t>Name</w:t>
+            </w:r>
+          </w:p>
+        </w:tc>
+        <w:tc>
+          <w:tcPr>
+            <w:tcW w:w="2160" w:type="dxa"/>
+            <w:gridSpan w:val="2"/>
+            <w:tcBorders>
+              <w:top w:val="single" w:sz="2" w:space="0" w:color="000000"/>
+              <w:left w:val="single" w:sz="2" w:space="0" w:color="000000"/>
+              <w:bottom w:val="single" w:sz="2" w:space="0" w:color="000000"/>
+              <w:right w:val="single" w:sz="2" w:space="0" w:color="000000"/>
+            </w:tcBorders>
+            <w:vAlign w:val="bottom"/>
+          </w:tcPr>
+          <w:p>
+            <w:pPr>
+              <w:spacing w:after="0" w:line="240" w:lineRule="auto"/>
+              <w:jc w:val="center"/>
+              <w:rPr>
+                <w:rFonts w:eastAsia="Arial" w:cstheme="minorHAnsi"/>
+                <w:b/>
+              </w:rPr>
+            </w:pPr>
+            <w:r>
+              <w:rPr>
+                <w:rFonts w:eastAsia="Arial" w:cstheme="minorHAnsi"/>
+                <w:b/>
+                <w:bCs/>
+                <w:color w:val="010101"/>
+              </w:rPr>
+              <w:t>Family</w:t>
+            </w:r>
+            <w:r>
+              <w:rPr>
+                <w:rFonts w:eastAsia="Arial" w:cstheme="minorHAnsi"/>
+                <w:b/>
+                <w:bCs/>
+                <w:color w:val="010101"/>
+                <w:spacing w:val="32"/>
+              </w:rPr>
+              <w:t xml:space="preserve"> </w:t>
+            </w:r>
+            <w:r>
+              <w:rPr>
+                <w:rFonts w:eastAsia="Arial" w:cstheme="minorHAnsi"/>
+                <w:b/>
+                <w:bCs/>
+                <w:color w:val="010101"/>
+                <w:w w:val="106"/>
+              </w:rPr>
+              <w:t>Name</w:t>
+            </w:r>
+          </w:p>
+        </w:tc>
+        <w:tc>
+          <w:tcPr>
+            <w:tcW w:w="2242" w:type="dxa"/>
+            <w:tcBorders>
+              <w:top w:val="single" w:sz="2" w:space="0" w:color="000000"/>
+              <w:left w:val="single" w:sz="2" w:space="0" w:color="000000"/>
+              <w:bottom w:val="single" w:sz="2" w:space="0" w:color="000000"/>
+              <w:right w:val="single" w:sz="2" w:space="0" w:color="000000"/>
+            </w:tcBorders>
+            <w:vAlign w:val="bottom"/>
+          </w:tcPr>
+          <w:p>
+            <w:pPr>
+              <w:spacing w:after="0" w:line="240" w:lineRule="auto"/>
+              <w:jc w:val="center"/>
+              <w:rPr>
+                <w:rFonts w:eastAsia="Arial" w:cstheme="minorHAnsi"/>
+                <w:b/>
+              </w:rPr>
+            </w:pPr>
+            <w:r>
+              <w:rPr>
+                <w:rFonts w:eastAsia="Arial" w:cstheme="minorHAnsi"/>
+                <w:b/>
+                <w:color w:val="010101"/>
+                <w:w w:val="106"/>
+              </w:rPr>
+              <w:t>Suffix</w:t>
+            </w:r>
+          </w:p>
+        </w:tc>
+      </w:tr>
+      <w:tr>
+        <w:trPr>
+          <w:trHeight w:hRule="exact" w:val="421"/>
+        </w:trPr>
+        <w:tc>
+          <w:tcPr>
+            <w:tcW w:w="2164" w:type="dxa"/>
+            <w:tcBorders>
+              <w:top w:val="single" w:sz="2" w:space="0" w:color="000000"/>
+              <w:left w:val="single" w:sz="2" w:space="0" w:color="000000"/>
+              <w:bottom w:val="single" w:sz="2" w:space="0" w:color="000000"/>
+              <w:right w:val="single" w:sz="2" w:space="0" w:color="000000"/>
+            </w:tcBorders>
+          </w:tcPr>
+          <w:p>
+            <w:pPr>
+              <w:spacing w:after="0" w:line="414" w:lineRule="exact"/>
+              <w:ind w:right="-46"/>
+              <w:jc w:val="right"/>
+              <w:rPr>
+                <w:rFonts w:eastAsia="Arial" w:cstheme="minorHAnsi"/>
+                <w:sz w:val="20"/>
+                <w:szCs w:val="20"/>
+              </w:rPr>
+            </w:pPr>
+          </w:p>
+        </w:tc>
+        <w:tc>
+          <w:tcPr>
+            <w:tcW w:w="2164" w:type="dxa"/>
+            <w:tcBorders>
+              <w:top w:val="single" w:sz="2" w:space="0" w:color="000000"/>
+              <w:left w:val="single" w:sz="2" w:space="0" w:color="000000"/>
+              <w:bottom w:val="single" w:sz="2" w:space="0" w:color="000000"/>
+              <w:right w:val="single" w:sz="2" w:space="0" w:color="000000"/>
+            </w:tcBorders>
+          </w:tcPr>
+          <w:p>
+            <w:pPr>
+              <w:rPr>
+                <w:rFonts w:cstheme="minorHAnsi"/>
+                <w:sz w:val="20"/>
+                <w:szCs w:val="20"/>
+              </w:rPr>
+            </w:pPr>
+          </w:p>
+        </w:tc>
+        <w:tc>
+          <w:tcPr>
+            <w:tcW w:w="2160" w:type="dxa"/>
+            <w:gridSpan w:val="2"/>
+            <w:tcBorders>
+              <w:top w:val="single" w:sz="2" w:space="0" w:color="000000"/>
+              <w:left w:val="single" w:sz="2" w:space="0" w:color="000000"/>
+              <w:bottom w:val="single" w:sz="2" w:space="0" w:color="000000"/>
+              <w:right w:val="single" w:sz="2" w:space="0" w:color="000000"/>
+            </w:tcBorders>
+          </w:tcPr>
+          <w:p>
+            <w:pPr>
+              <w:rPr>
+                <w:rFonts w:cstheme="minorHAnsi"/>
+                <w:sz w:val="20"/>
+                <w:szCs w:val="20"/>
+              </w:rPr>
+            </w:pPr>
+          </w:p>
+        </w:tc>
+        <w:tc>
+          <w:tcPr>
+            <w:tcW w:w="2160" w:type="dxa"/>
+            <w:gridSpan w:val="2"/>
+            <w:tcBorders>
+              <w:top w:val="single" w:sz="2" w:space="0" w:color="000000"/>
+              <w:left w:val="single" w:sz="2" w:space="0" w:color="000000"/>
+              <w:bottom w:val="single" w:sz="2" w:space="0" w:color="000000"/>
+              <w:right w:val="single" w:sz="2" w:space="0" w:color="000000"/>
+            </w:tcBorders>
+          </w:tcPr>
+          <w:p>
+            <w:pPr>
+              <w:rPr>
+                <w:rFonts w:cstheme="minorHAnsi"/>
+                <w:sz w:val="20"/>
+                <w:szCs w:val="20"/>
+              </w:rPr>
+            </w:pPr>
+          </w:p>
+        </w:tc>
+        <w:tc>
+          <w:tcPr>
+            <w:tcW w:w="2242" w:type="dxa"/>
+            <w:tcBorders>
+              <w:top w:val="single" w:sz="2" w:space="0" w:color="000000"/>
+              <w:left w:val="single" w:sz="2" w:space="0" w:color="000000"/>
+              <w:bottom w:val="single" w:sz="2" w:space="0" w:color="000000"/>
+              <w:right w:val="single" w:sz="2" w:space="0" w:color="000000"/>
+            </w:tcBorders>
+          </w:tcPr>
+          <w:p>
+            <w:pPr>
+              <w:spacing w:after="0" w:line="414" w:lineRule="exact"/>
+              <w:ind w:right="-46"/>
+              <w:jc w:val="right"/>
+              <w:rPr>
+                <w:rFonts w:eastAsia="Arial" w:cstheme="minorHAnsi"/>
+                <w:sz w:val="20"/>
+                <w:szCs w:val="20"/>
+              </w:rPr>
+            </w:pPr>
+          </w:p>
+        </w:tc>
+      </w:tr>
+      <w:tr>
+        <w:trPr>
+          <w:trHeight w:hRule="exact" w:val="313"/>
+        </w:trPr>
+        <w:tc>
+          <w:tcPr>
+            <w:tcW w:w="10890" w:type="dxa"/>
+            <w:gridSpan w:val="7"/>
+            <w:tcBorders>
+              <w:top w:val="single" w:sz="2" w:space="0" w:color="000000"/>
+              <w:left w:val="single" w:sz="2" w:space="0" w:color="000000"/>
+              <w:bottom w:val="single" w:sz="2" w:space="0" w:color="000000"/>
+              <w:right w:val="single" w:sz="2" w:space="0" w:color="000000"/>
+            </w:tcBorders>
+          </w:tcPr>
+          <w:p>
+            <w:pPr>
+              <w:spacing w:before="5" w:after="0" w:line="240" w:lineRule="auto"/>
+              <w:ind w:left="151" w:right="-20"/>
+              <w:rPr>
+                <w:rFonts w:eastAsia="Arial" w:cstheme="minorHAnsi"/>
+                <w:sz w:val="24"/>
+                <w:szCs w:val="24"/>
+              </w:rPr>
+            </w:pPr>
+            <w:r>
+              <w:rPr>
+                <w:rFonts w:eastAsia="Arial" w:cstheme="minorHAnsi"/>
+                <w:b/>
+                <w:bCs/>
+                <w:color w:val="010101"/>
+                <w:sz w:val="24"/>
+                <w:szCs w:val="24"/>
+              </w:rPr>
+              <w:t>Mailing</w:t>
+            </w:r>
+            <w:r>
+              <w:rPr>
+                <w:rFonts w:eastAsia="Arial" w:cstheme="minorHAnsi"/>
+                <w:b/>
+                <w:bCs/>
+                <w:color w:val="010101"/>
+                <w:spacing w:val="18"/>
+                <w:sz w:val="24"/>
+                <w:szCs w:val="24"/>
+              </w:rPr>
+              <w:t xml:space="preserve"> </w:t>
+            </w:r>
+            <w:r>
+              <w:rPr>
+                <w:rFonts w:eastAsia="Arial" w:cstheme="minorHAnsi"/>
+                <w:b/>
+                <w:bCs/>
+                <w:color w:val="010101"/>
+                <w:sz w:val="24"/>
+                <w:szCs w:val="24"/>
+              </w:rPr>
+              <w:t>Address</w:t>
+            </w:r>
+            <w:r>
+              <w:rPr>
+                <w:rFonts w:eastAsia="Arial" w:cstheme="minorHAnsi"/>
+                <w:b/>
+                <w:bCs/>
+                <w:color w:val="010101"/>
+                <w:spacing w:val="43"/>
+                <w:sz w:val="24"/>
+                <w:szCs w:val="24"/>
+              </w:rPr>
+              <w:t xml:space="preserve"> </w:t>
+            </w:r>
+            <w:r>
+              <w:rPr>
+                <w:rFonts w:eastAsia="Arial" w:cstheme="minorHAnsi"/>
+                <w:b/>
+                <w:bCs/>
+                <w:color w:val="010101"/>
+                <w:w w:val="105"/>
+                <w:sz w:val="24"/>
+                <w:szCs w:val="24"/>
+              </w:rPr>
+              <w:t>Information</w:t>
+            </w:r>
+            <w:r>
+              <w:rPr>
+                <w:rFonts w:eastAsia="Arial" w:cstheme="minorHAnsi"/>
+                <w:b/>
+                <w:bCs/>
+                <w:color w:val="010101"/>
+                <w:w w:val="105"/>
+                <w:sz w:val="24"/>
+                <w:szCs w:val="24"/>
+              </w:rPr>
+              <w:t xml:space="preserve"> </w:t>
+            </w:r>
+            <w:proofErr w:type="gramStart"/>
+            <w:r>
+              <w:rPr>
+                <w:rFonts w:eastAsia="Arial" w:cstheme="minorHAnsi"/>
+                <w:b/>
+                <w:bCs/>
+                <w:color w:val="010101"/>
+                <w:w w:val="105"/>
+                <w:sz w:val="24"/>
+                <w:szCs w:val="24"/>
+              </w:rPr>
+              <w:t>For</w:t>
+            </w:r>
+            <w:proofErr w:type="gramEnd"/>
+            <w:r>
+              <w:rPr>
+                <w:rFonts w:eastAsia="Arial" w:cstheme="minorHAnsi"/>
+                <w:b/>
+                <w:bCs/>
+                <w:color w:val="010101"/>
+                <w:w w:val="105"/>
+                <w:sz w:val="24"/>
+                <w:szCs w:val="24"/>
+              </w:rPr>
+              <w:t xml:space="preserve"> Assignee including Non-Applicant Assignee</w:t>
+            </w:r>
+            <w:r>
+              <w:rPr>
+                <w:rFonts w:eastAsia="Arial" w:cstheme="minorHAnsi"/>
+                <w:b/>
+                <w:bCs/>
+                <w:color w:val="010101"/>
+                <w:w w:val="105"/>
+                <w:sz w:val="24"/>
+                <w:szCs w:val="24"/>
+              </w:rPr>
+              <w:t>:</w:t>
+            </w:r>
+          </w:p>
+        </w:tc>
+      </w:tr>
+      <w:tr>
+        <w:trPr>
+          <w:trHeight w:hRule="exact" w:val="360"/>
+        </w:trPr>
+        <w:tc>
+          <w:tcPr>
+            <w:tcW w:w="2164" w:type="dxa"/>
+            <w:tcBorders>
+              <w:top w:val="single" w:sz="2" w:space="0" w:color="000000"/>
+              <w:left w:val="single" w:sz="2" w:space="0" w:color="000000"/>
+              <w:bottom w:val="single" w:sz="2" w:space="0" w:color="000000"/>
+              <w:right w:val="single" w:sz="2" w:space="0" w:color="000000"/>
+            </w:tcBorders>
+            <w:vAlign w:val="center"/>
+          </w:tcPr>
+          <w:p>
+            <w:pPr>
+              <w:spacing w:before="52" w:after="0" w:line="240" w:lineRule="auto"/>
+              <w:ind w:left="137" w:right="-20"/>
+              <w:rPr>
+                <w:rFonts w:eastAsia="Arial" w:cstheme="minorHAnsi"/>
+              </w:rPr>
+            </w:pPr>
+            <w:r>
+              <w:rPr>
+                <w:rFonts w:eastAsia="Arial" w:cstheme="minorHAnsi"/>
+                <w:b/>
+                <w:bCs/>
+                <w:color w:val="010101"/>
+              </w:rPr>
+              <w:t>Address</w:t>
+            </w:r>
+            <w:r>
+              <w:rPr>
+                <w:rFonts w:eastAsia="Arial" w:cstheme="minorHAnsi"/>
+                <w:b/>
+                <w:bCs/>
+                <w:color w:val="010101"/>
+                <w:spacing w:val="33"/>
+              </w:rPr>
+              <w:t xml:space="preserve"> </w:t>
+            </w:r>
+            <w:r>
+              <w:rPr>
+                <w:rFonts w:eastAsia="Arial" w:cstheme="minorHAnsi"/>
+                <w:b/>
+                <w:bCs/>
+                <w:color w:val="010101"/>
+                <w:w w:val="121"/>
+              </w:rPr>
+              <w:t>1</w:t>
+            </w:r>
+          </w:p>
+        </w:tc>
+        <w:tc>
+          <w:tcPr>
+            <w:tcW w:w="8726" w:type="dxa"/>
+            <w:gridSpan w:val="6"/>
+            <w:tcBorders>
+              <w:top w:val="single" w:sz="2" w:space="0" w:color="000000"/>
+              <w:left w:val="single" w:sz="2" w:space="0" w:color="000000"/>
+              <w:bottom w:val="single" w:sz="2" w:space="0" w:color="000000"/>
+              <w:right w:val="single" w:sz="2" w:space="0" w:color="000000"/>
+            </w:tcBorders>
+            <w:vAlign w:val="center"/>
+          </w:tcPr>
+          <w:p>
+            <w:pPr>
+              <w:spacing w:after="0" w:line="240" w:lineRule="auto"/>
+              <w:rPr>
+                <w:rFonts w:cstheme="minorHAnsi"/>
+              </w:rPr>
+            </w:pPr>
+            <w:r>
+              <w:rPr>
+                <w:rFonts w:cstheme="minorHAnsi"/>
+              </w:rPr>
+              <w:t xml:space="preserve"> &lt;&lt;assigneeStreet1&gt;&gt;</w:t>
+            </w:r>
+          </w:p>
+        </w:tc>
+      </w:tr>
+      <w:tr>
+        <w:trPr>
+          <w:trHeight w:hRule="exact" w:val="367"/>
+        </w:trPr>
+        <w:tc>
+          <w:tcPr>
+            <w:tcW w:w="2164" w:type="dxa"/>
+            <w:tcBorders>
+              <w:top w:val="single" w:sz="2" w:space="0" w:color="000000"/>
+              <w:left w:val="single" w:sz="2" w:space="0" w:color="000000"/>
+              <w:bottom w:val="single" w:sz="2" w:space="0" w:color="000000"/>
+              <w:right w:val="single" w:sz="2" w:space="0" w:color="000000"/>
+            </w:tcBorders>
+          </w:tcPr>
+          <w:p>
+            <w:pPr>
+              <w:spacing w:before="52" w:after="0" w:line="240" w:lineRule="auto"/>
+              <w:ind w:left="137" w:right="-20"/>
+              <w:rPr>
+                <w:rFonts w:eastAsia="Arial" w:cstheme="minorHAnsi"/>
+                <w:b/>
+              </w:rPr>
+            </w:pPr>
+            <w:r>
+              <w:rPr>
+                <w:rFonts w:eastAsia="Arial" w:cstheme="minorHAnsi"/>
+                <w:b/>
+                <w:color w:val="010101"/>
+              </w:rPr>
+              <w:t>Address</w:t>
+            </w:r>
+            <w:r>
+              <w:rPr>
+                <w:rFonts w:eastAsia="Arial" w:cstheme="minorHAnsi"/>
+                <w:b/>
+                <w:color w:val="010101"/>
+                <w:spacing w:val="27"/>
+              </w:rPr>
+              <w:t xml:space="preserve"> </w:t>
+            </w:r>
+            <w:r>
+              <w:rPr>
+                <w:rFonts w:eastAsia="Arial" w:cstheme="minorHAnsi"/>
+                <w:b/>
+                <w:color w:val="010101"/>
+                <w:w w:val="112"/>
+              </w:rPr>
+              <w:t>2</w:t>
+            </w:r>
+          </w:p>
+        </w:tc>
+        <w:tc>
+          <w:tcPr>
+            <w:tcW w:w="8726" w:type="dxa"/>
+            <w:gridSpan w:val="6"/>
+            <w:tcBorders>
+              <w:top w:val="single" w:sz="2" w:space="0" w:color="000000"/>
+              <w:left w:val="single" w:sz="2" w:space="0" w:color="000000"/>
+              <w:bottom w:val="single" w:sz="2" w:space="0" w:color="000000"/>
+              <w:right w:val="single" w:sz="2" w:space="0" w:color="000000"/>
+            </w:tcBorders>
+            <w:vAlign w:val="center"/>
+          </w:tcPr>
+          <w:p>
+            <w:pPr>
+              <w:spacing w:after="0" w:line="240" w:lineRule="auto"/>
+              <w:rPr>
+                <w:rFonts w:cstheme="minorHAnsi"/>
+              </w:rPr>
+            </w:pPr>
+            <w:r>
+              <w:rPr>
+                <w:rFonts w:cstheme="minorHAnsi"/>
+              </w:rPr>
+              <w:t>&lt;&lt;assigneeStreet2&gt;&gt;</w:t>
+            </w:r>
+          </w:p>
+        </w:tc>
+      </w:tr>
+      <w:tr>
+        <w:trPr>
+          <w:trHeight w:hRule="exact" w:val="360"/>
+        </w:trPr>
+        <w:tc>
+          <w:tcPr>
+            <w:tcW w:w="2164" w:type="dxa"/>
+            <w:tcBorders>
+              <w:top w:val="single" w:sz="2" w:space="0" w:color="000000"/>
+              <w:left w:val="single" w:sz="2" w:space="0" w:color="000000"/>
+              <w:bottom w:val="single" w:sz="2" w:space="0" w:color="000000"/>
+              <w:right w:val="single" w:sz="2" w:space="0" w:color="000000"/>
+            </w:tcBorders>
+          </w:tcPr>
+          <w:p>
+            <w:pPr>
+              <w:spacing w:before="45" w:after="0" w:line="240" w:lineRule="auto"/>
+              <w:ind w:left="137" w:right="-20"/>
+              <w:rPr>
+                <w:rFonts w:eastAsia="Arial" w:cstheme="minorHAnsi"/>
+              </w:rPr>
+            </w:pPr>
+            <w:r>
+              <w:rPr>
+                <w:rFonts w:eastAsia="Arial" w:cstheme="minorHAnsi"/>
+                <w:b/>
+                <w:bCs/>
+                <w:color w:val="010101"/>
+                <w:w w:val="109"/>
+              </w:rPr>
+              <w:t>City</w:t>
+            </w:r>
+          </w:p>
+        </w:tc>
+        <w:tc>
+          <w:tcPr>
+            <w:tcW w:w="3436" w:type="dxa"/>
+            <w:gridSpan w:val="2"/>
+            <w:tcBorders>
+              <w:top w:val="single" w:sz="2" w:space="0" w:color="000000"/>
+              <w:left w:val="single" w:sz="2" w:space="0" w:color="000000"/>
+              <w:bottom w:val="single" w:sz="2" w:space="0" w:color="000000"/>
+              <w:right w:val="single" w:sz="2" w:space="0" w:color="000000"/>
+            </w:tcBorders>
+            <w:vAlign w:val="center"/>
+          </w:tcPr>
+          <w:p>
+            <w:pPr>
+              <w:spacing w:after="0" w:line="240" w:lineRule="auto"/>
+              <w:rPr>
+                <w:rFonts w:cstheme="minorHAnsi"/>
+              </w:rPr>
+            </w:pPr>
+            <w:r>
+              <w:rPr>
+                <w:rFonts w:cstheme="minorHAnsi"/>
+              </w:rPr>
+              <w:t xml:space="preserve"> &lt;&lt;assigneeCity&gt;&gt;</w:t>
+            </w:r>
+          </w:p>
+        </w:tc>
+        <w:tc>
+          <w:tcPr>
+            <w:tcW w:w="1966" w:type="dxa"/>
+            <w:gridSpan w:val="2"/>
+            <w:tcBorders>
+              <w:top w:val="single" w:sz="2" w:space="0" w:color="000000"/>
+              <w:left w:val="single" w:sz="2" w:space="0" w:color="000000"/>
+              <w:bottom w:val="single" w:sz="2" w:space="0" w:color="000000"/>
+              <w:right w:val="single" w:sz="2" w:space="0" w:color="000000"/>
+            </w:tcBorders>
+          </w:tcPr>
+          <w:p>
+            <w:pPr>
+              <w:spacing w:before="45" w:after="0" w:line="240" w:lineRule="auto"/>
+              <w:ind w:left="144" w:right="-20"/>
+              <w:rPr>
+                <w:rFonts w:eastAsia="Arial" w:cstheme="minorHAnsi"/>
+              </w:rPr>
+            </w:pPr>
+            <w:r>
+              <w:rPr>
+                <w:rFonts w:eastAsia="Arial" w:cstheme="minorHAnsi"/>
+                <w:b/>
+                <w:bCs/>
+                <w:color w:val="010101"/>
+                <w:w w:val="104"/>
+              </w:rPr>
+              <w:t>State/</w:t>
+            </w:r>
+            <w:r>
+              <w:rPr>
+                <w:rFonts w:eastAsia="Arial" w:cstheme="minorHAnsi"/>
+                <w:b/>
+                <w:bCs/>
+                <w:color w:val="010101"/>
+                <w:spacing w:val="5"/>
+                <w:w w:val="104"/>
+              </w:rPr>
+              <w:t>P</w:t>
+            </w:r>
+            <w:r>
+              <w:rPr>
+                <w:rFonts w:eastAsia="Arial" w:cstheme="minorHAnsi"/>
+                <w:b/>
+                <w:bCs/>
+                <w:color w:val="010101"/>
+                <w:w w:val="104"/>
+              </w:rPr>
+              <w:t>rovince</w:t>
+            </w:r>
+          </w:p>
+        </w:tc>
+        <w:tc>
+          <w:tcPr>
+            <w:tcW w:w="3324" w:type="dxa"/>
+            <w:gridSpan w:val="2"/>
+            <w:tcBorders>
+              <w:top w:val="single" w:sz="2" w:space="0" w:color="000000"/>
+              <w:left w:val="single" w:sz="2" w:space="0" w:color="000000"/>
+              <w:bottom w:val="single" w:sz="2" w:space="0" w:color="000000"/>
+              <w:right w:val="single" w:sz="2" w:space="0" w:color="000000"/>
+            </w:tcBorders>
+          </w:tcPr>
+          <w:p>
+            <w:pPr>
+              <w:rPr>
+                <w:rFonts w:cstheme="minorHAnsi"/>
+              </w:rPr>
+            </w:pPr>
+            <w:r>
+              <w:rPr>
+                <w:rFonts w:cstheme="minorHAnsi"/>
+              </w:rPr>
+              <w:t xml:space="preserve"> &lt;&lt;assigneeState&gt;&gt;</w:t>
+            </w:r>
+          </w:p>
+        </w:tc>
+      </w:tr>
+      <w:tr>
+        <w:trPr>
+          <w:trHeight w:hRule="exact" w:val="356"/>
+        </w:trPr>
+        <w:tc>
+          <w:tcPr>
+            <w:tcW w:w="2164" w:type="dxa"/>
+            <w:tcBorders>
+              <w:top w:val="single" w:sz="2" w:space="0" w:color="000000"/>
+              <w:left w:val="single" w:sz="2" w:space="0" w:color="000000"/>
+              <w:bottom w:val="single" w:sz="2" w:space="0" w:color="000000"/>
+              <w:right w:val="single" w:sz="2" w:space="0" w:color="000000"/>
+            </w:tcBorders>
+          </w:tcPr>
+          <w:p>
+            <w:pPr>
+              <w:spacing w:before="59" w:after="0" w:line="240" w:lineRule="auto"/>
+              <w:ind w:left="137" w:right="-20"/>
+              <w:rPr>
+                <w:rFonts w:eastAsia="Arial" w:cstheme="minorHAnsi"/>
+              </w:rPr>
+            </w:pPr>
+            <w:r>
+              <w:rPr>
+                <w:rFonts w:eastAsia="Arial" w:cstheme="minorHAnsi"/>
+                <w:b/>
+                <w:bCs/>
+                <w:color w:val="010101"/>
+              </w:rPr>
+              <w:t xml:space="preserve">Country  </w:t>
+            </w:r>
+            <w:r>
+              <w:rPr>
+                <w:rFonts w:eastAsia="Arial" w:cstheme="minorHAnsi"/>
+                <w:b/>
+                <w:bCs/>
+                <w:color w:val="010101"/>
+                <w:spacing w:val="43"/>
+              </w:rPr>
+              <w:t xml:space="preserve"> </w:t>
+            </w:r>
+          </w:p>
+        </w:tc>
+        <w:tc>
+          <w:tcPr>
+            <w:tcW w:w="3436" w:type="dxa"/>
+            <w:gridSpan w:val="2"/>
+            <w:tcBorders>
+              <w:top w:val="single" w:sz="2" w:space="0" w:color="000000"/>
+              <w:left w:val="single" w:sz="2" w:space="0" w:color="000000"/>
+              <w:bottom w:val="single" w:sz="2" w:space="0" w:color="000000"/>
+              <w:right w:val="single" w:sz="2" w:space="0" w:color="000000"/>
+            </w:tcBorders>
+            <w:vAlign w:val="center"/>
+          </w:tcPr>
+          <w:p>
+            <w:pPr>
+              <w:spacing w:after="0" w:line="240" w:lineRule="auto"/>
+              <w:rPr>
+                <w:rFonts w:eastAsia="Arial" w:cstheme="minorHAnsi"/>
+              </w:rPr>
+            </w:pPr>
+            <w:r>
+              <w:rPr>
+                <w:rFonts w:eastAsia="Arial" w:cstheme="minorHAnsi"/>
+              </w:rPr>
+              <w:t xml:space="preserve"> &lt;&lt;assigneeCountry&gt;&gt;</w:t>
+            </w:r>
+          </w:p>
+        </w:tc>
+        <w:tc>
+          <w:tcPr>
+            <w:tcW w:w="1966" w:type="dxa"/>
+            <w:gridSpan w:val="2"/>
+            <w:tcBorders>
+              <w:top w:val="single" w:sz="2" w:space="0" w:color="000000"/>
+              <w:left w:val="single" w:sz="2" w:space="0" w:color="000000"/>
+              <w:bottom w:val="single" w:sz="2" w:space="0" w:color="000000"/>
+              <w:right w:val="single" w:sz="2" w:space="0" w:color="000000"/>
+            </w:tcBorders>
+          </w:tcPr>
+          <w:p>
+            <w:pPr>
+              <w:spacing w:before="45" w:after="0" w:line="240" w:lineRule="auto"/>
+              <w:ind w:left="158" w:right="-20"/>
+              <w:rPr>
+                <w:rFonts w:eastAsia="Arial" w:cstheme="minorHAnsi"/>
+                <w:b/>
+              </w:rPr>
+            </w:pPr>
+            <w:r>
+              <w:rPr>
+                <w:rFonts w:eastAsia="Arial" w:cstheme="minorHAnsi"/>
+                <w:b/>
+                <w:color w:val="010101"/>
+              </w:rPr>
+              <w:t>Postal</w:t>
+            </w:r>
+            <w:r>
+              <w:rPr>
+                <w:rFonts w:eastAsia="Arial" w:cstheme="minorHAnsi"/>
+                <w:b/>
+                <w:color w:val="010101"/>
+                <w:spacing w:val="18"/>
+              </w:rPr>
+              <w:t xml:space="preserve"> </w:t>
+            </w:r>
+            <w:r>
+              <w:rPr>
+                <w:rFonts w:eastAsia="Arial" w:cstheme="minorHAnsi"/>
+                <w:b/>
+                <w:color w:val="010101"/>
+                <w:w w:val="104"/>
+              </w:rPr>
+              <w:t>Code</w:t>
+            </w:r>
+          </w:p>
+        </w:tc>
+        <w:tc>
+          <w:tcPr>
+            <w:tcW w:w="3324" w:type="dxa"/>
+            <w:gridSpan w:val="2"/>
+            <w:tcBorders>
+              <w:top w:val="single" w:sz="2" w:space="0" w:color="000000"/>
+              <w:left w:val="single" w:sz="2" w:space="0" w:color="000000"/>
+              <w:bottom w:val="single" w:sz="2" w:space="0" w:color="000000"/>
+              <w:right w:val="single" w:sz="2" w:space="0" w:color="000000"/>
+            </w:tcBorders>
+          </w:tcPr>
+          <w:p>
+            <w:pPr>
+              <w:rPr>
+                <w:rFonts w:cstheme="minorHAnsi"/>
+              </w:rPr>
+            </w:pPr>
+            <w:r>
+              <w:rPr>
+                <w:rFonts w:cstheme="minorHAnsi"/>
+              </w:rPr>
+              <w:t xml:space="preserve"> &lt;&lt;assigneeZip&gt;&gt;</w:t>
+            </w:r>
+          </w:p>
+        </w:tc>
+      </w:tr>
+      <w:tr>
+        <w:trPr>
+          <w:trHeight w:hRule="exact" w:val="371"/>
+        </w:trPr>
+        <w:tc>
+          <w:tcPr>
+            <w:tcW w:w="2164" w:type="dxa"/>
+            <w:tcBorders>
+              <w:top w:val="single" w:sz="2" w:space="0" w:color="000000"/>
+              <w:left w:val="single" w:sz="2" w:space="0" w:color="000000"/>
+              <w:bottom w:val="single" w:sz="2" w:space="0" w:color="000000"/>
+              <w:right w:val="single" w:sz="2" w:space="0" w:color="000000"/>
+            </w:tcBorders>
+          </w:tcPr>
+          <w:p>
+            <w:pPr>
+              <w:spacing w:before="48" w:after="0" w:line="240" w:lineRule="auto"/>
+              <w:ind w:left="151" w:right="-20"/>
+              <w:rPr>
+                <w:rFonts w:eastAsia="Arial" w:cstheme="minorHAnsi"/>
+                <w:b/>
+              </w:rPr>
+            </w:pPr>
+            <w:r>
+              <w:rPr>
+                <w:rFonts w:eastAsia="Arial" w:cstheme="minorHAnsi"/>
+                <w:b/>
+                <w:color w:val="010101"/>
+              </w:rPr>
+              <w:t>Phone</w:t>
+            </w:r>
+            <w:r>
+              <w:rPr>
+                <w:rFonts w:eastAsia="Arial" w:cstheme="minorHAnsi"/>
+                <w:b/>
+                <w:color w:val="010101"/>
+                <w:spacing w:val="27"/>
+              </w:rPr>
+              <w:t xml:space="preserve"> </w:t>
+            </w:r>
+            <w:r>
+              <w:rPr>
+                <w:rFonts w:eastAsia="Arial" w:cstheme="minorHAnsi"/>
+                <w:b/>
+                <w:color w:val="010101"/>
+                <w:w w:val="105"/>
+              </w:rPr>
+              <w:t>Number</w:t>
+            </w:r>
+          </w:p>
+        </w:tc>
+        <w:tc>
+          <w:tcPr>
+            <w:tcW w:w="3436" w:type="dxa"/>
+            <w:gridSpan w:val="2"/>
+            <w:tcBorders>
+              <w:top w:val="single" w:sz="2" w:space="0" w:color="000000"/>
+              <w:left w:val="single" w:sz="2" w:space="0" w:color="000000"/>
+              <w:bottom w:val="single" w:sz="2" w:space="0" w:color="000000"/>
+              <w:right w:val="single" w:sz="2" w:space="0" w:color="000000"/>
+            </w:tcBorders>
+          </w:tcPr>
+          <w:p>
+            <w:pPr>
+              <w:rPr>
+                <w:rFonts w:cstheme="minorHAnsi"/>
+              </w:rPr>
+            </w:pPr>
+            <w:r>
+              <w:rPr>
+                <w:rFonts w:cstheme="minorHAnsi"/>
+              </w:rPr>
+              <w:t xml:space="preserve"> </w:t>
+            </w:r>
+          </w:p>
+        </w:tc>
+        <w:tc>
+          <w:tcPr>
+            <w:tcW w:w="1966" w:type="dxa"/>
+            <w:gridSpan w:val="2"/>
+            <w:tcBorders>
+              <w:top w:val="single" w:sz="2" w:space="0" w:color="000000"/>
+              <w:left w:val="single" w:sz="2" w:space="0" w:color="000000"/>
+              <w:bottom w:val="single" w:sz="2" w:space="0" w:color="000000"/>
+              <w:right w:val="single" w:sz="2" w:space="0" w:color="000000"/>
+            </w:tcBorders>
+          </w:tcPr>
+          <w:p>
+            <w:pPr>
+              <w:spacing w:before="48" w:after="0" w:line="240" w:lineRule="auto"/>
+              <w:ind w:left="158" w:right="-20"/>
+              <w:rPr>
+                <w:rFonts w:eastAsia="Arial" w:cstheme="minorHAnsi"/>
+                <w:b/>
+              </w:rPr>
+            </w:pPr>
+            <w:r>
+              <w:rPr>
+                <w:rFonts w:eastAsia="Arial" w:cstheme="minorHAnsi"/>
+                <w:b/>
+                <w:color w:val="010101"/>
+              </w:rPr>
+              <w:t>Fax</w:t>
+            </w:r>
+            <w:r>
+              <w:rPr>
+                <w:rFonts w:eastAsia="Arial" w:cstheme="minorHAnsi"/>
+                <w:b/>
+                <w:color w:val="010101"/>
+                <w:spacing w:val="17"/>
+              </w:rPr>
+              <w:t xml:space="preserve"> </w:t>
+            </w:r>
+            <w:r>
+              <w:rPr>
+                <w:rFonts w:eastAsia="Arial" w:cstheme="minorHAnsi"/>
+                <w:b/>
+                <w:color w:val="010101"/>
+                <w:w w:val="104"/>
+              </w:rPr>
+              <w:t>Number</w:t>
+            </w:r>
+          </w:p>
+        </w:tc>
+        <w:tc>
+          <w:tcPr>
+            <w:tcW w:w="3324" w:type="dxa"/>
+            <w:gridSpan w:val="2"/>
+            <w:tcBorders>
+              <w:top w:val="single" w:sz="2" w:space="0" w:color="000000"/>
+              <w:left w:val="single" w:sz="2" w:space="0" w:color="000000"/>
+              <w:bottom w:val="single" w:sz="2" w:space="0" w:color="000000"/>
+              <w:right w:val="single" w:sz="2" w:space="0" w:color="000000"/>
+            </w:tcBorders>
+          </w:tcPr>
+          <w:p>
+            <w:pPr>
+              <w:rPr>
+                <w:rFonts w:cstheme="minorHAnsi"/>
+              </w:rPr>
+            </w:pPr>
+          </w:p>
+        </w:tc>
+      </w:tr>
+      <w:tr>
+        <w:trPr>
+          <w:trHeight w:hRule="exact" w:val="360"/>
+        </w:trPr>
+        <w:tc>
+          <w:tcPr>
+            <w:tcW w:w="2164" w:type="dxa"/>
+            <w:tcBorders>
+              <w:top w:val="single" w:sz="2" w:space="0" w:color="000000"/>
+              <w:left w:val="single" w:sz="2" w:space="0" w:color="000000"/>
+              <w:bottom w:val="single" w:sz="2" w:space="0" w:color="000000"/>
+              <w:right w:val="single" w:sz="2" w:space="0" w:color="000000"/>
+            </w:tcBorders>
+          </w:tcPr>
+          <w:p>
+            <w:pPr>
+              <w:spacing w:after="0" w:line="240" w:lineRule="auto"/>
+              <w:ind w:left="151" w:right="-20"/>
+              <w:rPr>
+                <w:rFonts w:eastAsia="Arial" w:cstheme="minorHAnsi"/>
+                <w:b/>
+              </w:rPr>
+            </w:pPr>
+            <w:r>
+              <w:rPr>
+                <w:rFonts w:eastAsia="Arial" w:cstheme="minorHAnsi"/>
+                <w:b/>
+                <w:color w:val="010101"/>
+              </w:rPr>
+              <w:t>Email</w:t>
+            </w:r>
+            <w:r>
+              <w:rPr>
+                <w:rFonts w:eastAsia="Arial" w:cstheme="minorHAnsi"/>
+                <w:b/>
+                <w:color w:val="010101"/>
+                <w:spacing w:val="25"/>
+              </w:rPr>
+              <w:t xml:space="preserve"> </w:t>
+            </w:r>
+            <w:r>
+              <w:rPr>
+                <w:rFonts w:eastAsia="Arial" w:cstheme="minorHAnsi"/>
+                <w:b/>
+                <w:color w:val="010101"/>
+                <w:w w:val="103"/>
+              </w:rPr>
+              <w:t>Address</w:t>
+            </w:r>
+          </w:p>
+        </w:tc>
+        <w:tc>
+          <w:tcPr>
+            <w:tcW w:w="8726" w:type="dxa"/>
+            <w:gridSpan w:val="6"/>
+            <w:tcBorders>
+              <w:top w:val="single" w:sz="2" w:space="0" w:color="000000"/>
+              <w:left w:val="single" w:sz="2" w:space="0" w:color="000000"/>
+              <w:bottom w:val="single" w:sz="2" w:space="0" w:color="000000"/>
+              <w:right w:val="single" w:sz="2" w:space="0" w:color="000000"/>
+            </w:tcBorders>
+          </w:tcPr>
+          <w:p>
+            <w:pPr>
+              <w:spacing w:after="0" w:line="240" w:lineRule="auto"/>
+              <w:rPr>
+                <w:rFonts w:cstheme="minorHAnsi"/>
+              </w:rPr>
+            </w:pPr>
+            <w:r>
+              <w:rPr>
+                <w:rFonts w:cstheme="minorHAnsi"/>
+              </w:rPr>
+              <w:t xml:space="preserve"> </w:t>
+            </w:r>
+          </w:p>
+        </w:tc>
+      </w:tr>
+    </w:tbl>
+    <w:p>
+      <w:pPr>
+        <w:widowControl/>
+        <w:rPr>
+          <w:b/>
+          <w:sz w:val="28"/>
+          <w:szCs w:val="28"/>
+        </w:rPr>
       </w:pPr>
     </w:p>
     <w:p>
@@ -15620,9 +19383,9 @@
       </w:r>
     </w:p>
     <w:p>
-      <w:r>
-        <w:br w:type="page"/>
-      </w:r>
+      <w:pPr>
+        <w:spacing w:after="0"/>
+      </w:pPr>
     </w:p>
     <w:sectPr>
       <w:headerReference w:type="even" r:id="rId8"/>

--- a/project/documents/multidocmerge/applicationdata_new2.docx
+++ b/project/documents/multidocmerge/applicationdata_new2.docx
@@ -11153,25 +11153,6 @@
         <w:br w:type="page"/>
       </w:r>
     </w:p>
-    <w:p>
-      <w:pPr>
-        <w:spacing w:after="0" w:line="240" w:lineRule="auto"/>
-        <w:ind w:firstLine="180"/>
-        <w:rPr>
-          <w:b/>
-          <w:sz w:val="28"/>
-          <w:szCs w:val="28"/>
-        </w:rPr>
-      </w:pPr>
-      <w:r>
-        <w:rPr>
-          <w:b/>
-          <w:sz w:val="28"/>
-          <w:szCs w:val="28"/>
-        </w:rPr>
-        <w:t>Applicant Information:</w:t>
-      </w:r>
-    </w:p>
     <w:tbl>
       <w:tblPr>
         <w:tblStyle w:val="TableGrid"/>
@@ -12354,25 +12335,6 @@
           <w:szCs w:val="20"/>
         </w:rPr>
       </w:pPr>
-    </w:p>
-    <w:p>
-      <w:pPr>
-        <w:spacing w:after="0" w:line="240" w:lineRule="auto"/>
-        <w:ind w:firstLine="180"/>
-        <w:rPr>
-          <w:b/>
-          <w:sz w:val="28"/>
-          <w:szCs w:val="28"/>
-        </w:rPr>
-      </w:pPr>
-      <w:r>
-        <w:rPr>
-          <w:b/>
-          <w:sz w:val="28"/>
-          <w:szCs w:val="28"/>
-        </w:rPr>
-        <w:t>Applicant Information:</w:t>
-      </w:r>
     </w:p>
     <w:tbl>
       <w:tblPr>
